--- a/BLOCO1__ENSAIO.docx
+++ b/BLOCO1__ENSAIO.docx
@@ -5,7 +5,7 @@
     <w:p>
       <w:pPr>
         <w:keepNext/>
-        <w:spacing w:after="360"/>
+        <w:spacing w:after="340"/>
       </w:pPr>
       <w:r>
         <w:rPr>
@@ -22,11 +22,12 @@
       <w:pPr>
         <w:keepNext w:val="false"/>
         <w:keepLines/>
-        <w:spacing w:after="160"/>
-      </w:pPr>
-      <w:r>
-        <w:rPr>
-          <w:rFonts w:ascii="Calibri" w:cs="Calibri" w:eastAsia="Calibri" w:hAnsi="Calibri"/>
+        <w:spacing w:after="140"/>
+      </w:pPr>
+      <w:r>
+        <w:rPr>
+          <w:rFonts w:ascii="Calibri" w:cs="Calibri" w:eastAsia="Calibri" w:hAnsi="Calibri"/>
+          <w:color w:val="000000"/>
           <w:sz w:val="24"/>
           <w:szCs w:val="24"/>
         </w:rPr>
@@ -37,6 +38,7 @@
           <w:rFonts w:ascii="Calibri" w:cs="Calibri" w:eastAsia="Calibri" w:hAnsi="Calibri"/>
           <w:b/>
           <w:bCs/>
+          <w:color w:val="000000"/>
           <w:sz w:val="24"/>
           <w:szCs w:val="24"/>
         </w:rPr>
@@ -45,6 +47,7 @@
       <w:r>
         <w:rPr>
           <w:rFonts w:ascii="Calibri" w:cs="Calibri" w:eastAsia="Calibri" w:hAnsi="Calibri"/>
+          <w:color w:val="000000"/>
           <w:sz w:val="24"/>
           <w:szCs w:val="24"/>
         </w:rPr>
@@ -55,7 +58,7 @@
       <w:pPr>
         <w:keepNext/>
         <w:keepLines/>
-        <w:spacing w:after="100" w:before="80"/>
+        <w:spacing w:after="80" w:before="60"/>
       </w:pPr>
       <w:r>
         <w:rPr>
@@ -73,11 +76,12 @@
       <w:pPr>
         <w:keepNext w:val="false"/>
         <w:keepLines/>
-        <w:spacing w:after="160"/>
-      </w:pPr>
-      <w:r>
-        <w:rPr>
-          <w:rFonts w:ascii="Calibri" w:cs="Calibri" w:eastAsia="Calibri" w:hAnsi="Calibri"/>
+        <w:spacing w:after="140"/>
+      </w:pPr>
+      <w:r>
+        <w:rPr>
+          <w:rFonts w:ascii="Calibri" w:cs="Calibri" w:eastAsia="Calibri" w:hAnsi="Calibri"/>
+          <w:color w:val="000000"/>
           <w:sz w:val="24"/>
           <w:szCs w:val="24"/>
         </w:rPr>
@@ -88,6 +92,7 @@
           <w:rFonts w:ascii="Calibri" w:cs="Calibri" w:eastAsia="Calibri" w:hAnsi="Calibri"/>
           <w:b/>
           <w:bCs/>
+          <w:color w:val="000000"/>
           <w:sz w:val="24"/>
           <w:szCs w:val="24"/>
         </w:rPr>
@@ -96,6 +101,7 @@
       <w:r>
         <w:rPr>
           <w:rFonts w:ascii="Calibri" w:cs="Calibri" w:eastAsia="Calibri" w:hAnsi="Calibri"/>
+          <w:color w:val="000000"/>
           <w:sz w:val="24"/>
           <w:szCs w:val="24"/>
         </w:rPr>
@@ -106,6 +112,7 @@
           <w:rFonts w:ascii="Calibri" w:cs="Calibri" w:eastAsia="Calibri" w:hAnsi="Calibri"/>
           <w:b/>
           <w:bCs/>
+          <w:color w:val="000000"/>
           <w:sz w:val="24"/>
           <w:szCs w:val="24"/>
         </w:rPr>
@@ -114,6 +121,7 @@
       <w:r>
         <w:rPr>
           <w:rFonts w:ascii="Calibri" w:cs="Calibri" w:eastAsia="Calibri" w:hAnsi="Calibri"/>
+          <w:color w:val="000000"/>
           <w:sz w:val="24"/>
           <w:szCs w:val="24"/>
         </w:rPr>
@@ -124,6 +132,7 @@
           <w:rFonts w:ascii="Calibri" w:cs="Calibri" w:eastAsia="Calibri" w:hAnsi="Calibri"/>
           <w:b/>
           <w:bCs/>
+          <w:color w:val="000000"/>
           <w:sz w:val="24"/>
           <w:szCs w:val="24"/>
         </w:rPr>
@@ -132,6 +141,7 @@
       <w:r>
         <w:rPr>
           <w:rFonts w:ascii="Calibri" w:cs="Calibri" w:eastAsia="Calibri" w:hAnsi="Calibri"/>
+          <w:color w:val="000000"/>
           <w:sz w:val="24"/>
           <w:szCs w:val="24"/>
         </w:rPr>
@@ -142,11 +152,12 @@
       <w:pPr>
         <w:keepNext w:val="false"/>
         <w:keepLines/>
-        <w:spacing w:after="160"/>
-      </w:pPr>
-      <w:r>
-        <w:rPr>
-          <w:rFonts w:ascii="Calibri" w:cs="Calibri" w:eastAsia="Calibri" w:hAnsi="Calibri"/>
+        <w:spacing w:after="140"/>
+      </w:pPr>
+      <w:r>
+        <w:rPr>
+          <w:rFonts w:ascii="Calibri" w:cs="Calibri" w:eastAsia="Calibri" w:hAnsi="Calibri"/>
+          <w:color w:val="000000"/>
           <w:sz w:val="24"/>
           <w:szCs w:val="24"/>
         </w:rPr>
@@ -157,7 +168,7 @@
       <w:pPr>
         <w:keepNext/>
         <w:keepLines/>
-        <w:spacing w:after="100" w:before="80"/>
+        <w:spacing w:after="80" w:before="60"/>
       </w:pPr>
       <w:r>
         <w:rPr>
@@ -175,11 +186,12 @@
       <w:pPr>
         <w:keepNext w:val="false"/>
         <w:keepLines/>
-        <w:spacing w:after="160"/>
-      </w:pPr>
-      <w:r>
-        <w:rPr>
-          <w:rFonts w:ascii="Calibri" w:cs="Calibri" w:eastAsia="Calibri" w:hAnsi="Calibri"/>
+        <w:spacing w:after="140"/>
+      </w:pPr>
+      <w:r>
+        <w:rPr>
+          <w:rFonts w:ascii="Calibri" w:cs="Calibri" w:eastAsia="Calibri" w:hAnsi="Calibri"/>
+          <w:color w:val="000000"/>
           <w:sz w:val="24"/>
           <w:szCs w:val="24"/>
         </w:rPr>
@@ -190,6 +202,7 @@
           <w:rFonts w:ascii="Calibri" w:cs="Calibri" w:eastAsia="Calibri" w:hAnsi="Calibri"/>
           <w:b/>
           <w:bCs/>
+          <w:color w:val="000000"/>
           <w:sz w:val="24"/>
           <w:szCs w:val="24"/>
         </w:rPr>
@@ -198,6 +211,7 @@
       <w:r>
         <w:rPr>
           <w:rFonts w:ascii="Calibri" w:cs="Calibri" w:eastAsia="Calibri" w:hAnsi="Calibri"/>
+          <w:color w:val="000000"/>
           <w:sz w:val="24"/>
           <w:szCs w:val="24"/>
         </w:rPr>
@@ -208,11 +222,12 @@
       <w:pPr>
         <w:keepNext/>
         <w:keepLines/>
-        <w:spacing w:after="160"/>
-      </w:pPr>
-      <w:r>
-        <w:rPr>
-          <w:rFonts w:ascii="Calibri" w:cs="Calibri" w:eastAsia="Calibri" w:hAnsi="Calibri"/>
+        <w:spacing w:after="140"/>
+      </w:pPr>
+      <w:r>
+        <w:rPr>
+          <w:rFonts w:ascii="Calibri" w:cs="Calibri" w:eastAsia="Calibri" w:hAnsi="Calibri"/>
+          <w:color w:val="000000"/>
           <w:sz w:val="24"/>
           <w:szCs w:val="24"/>
         </w:rPr>
@@ -223,7 +238,7 @@
       <w:pPr>
         <w:keepNext/>
         <w:keepLines/>
-        <w:spacing w:after="100" w:before="80"/>
+        <w:spacing w:after="80" w:before="60"/>
       </w:pPr>
       <w:r>
         <w:rPr>
@@ -241,11 +256,12 @@
       <w:pPr>
         <w:keepNext w:val="false"/>
         <w:keepLines/>
-        <w:spacing w:after="160"/>
-      </w:pPr>
-      <w:r>
-        <w:rPr>
-          <w:rFonts w:ascii="Calibri" w:cs="Calibri" w:eastAsia="Calibri" w:hAnsi="Calibri"/>
+        <w:spacing w:after="140"/>
+      </w:pPr>
+      <w:r>
+        <w:rPr>
+          <w:rFonts w:ascii="Calibri" w:cs="Calibri" w:eastAsia="Calibri" w:hAnsi="Calibri"/>
+          <w:color w:val="000000"/>
           <w:sz w:val="24"/>
           <w:szCs w:val="24"/>
         </w:rPr>
@@ -256,11 +272,12 @@
       <w:pPr>
         <w:keepNext w:val="false"/>
         <w:keepLines/>
-        <w:spacing w:after="160"/>
-      </w:pPr>
-      <w:r>
-        <w:rPr>
-          <w:rFonts w:ascii="Calibri" w:cs="Calibri" w:eastAsia="Calibri" w:hAnsi="Calibri"/>
+        <w:spacing w:after="140"/>
+      </w:pPr>
+      <w:r>
+        <w:rPr>
+          <w:rFonts w:ascii="Calibri" w:cs="Calibri" w:eastAsia="Calibri" w:hAnsi="Calibri"/>
+          <w:color w:val="000000"/>
           <w:sz w:val="24"/>
           <w:szCs w:val="24"/>
         </w:rPr>
@@ -271,6 +288,7 @@
           <w:rFonts w:ascii="Calibri" w:cs="Calibri" w:eastAsia="Calibri" w:hAnsi="Calibri"/>
           <w:b/>
           <w:bCs/>
+          <w:color w:val="000000"/>
           <w:sz w:val="24"/>
           <w:szCs w:val="24"/>
         </w:rPr>
@@ -279,6 +297,7 @@
       <w:r>
         <w:rPr>
           <w:rFonts w:ascii="Calibri" w:cs="Calibri" w:eastAsia="Calibri" w:hAnsi="Calibri"/>
+          <w:color w:val="000000"/>
           <w:sz w:val="24"/>
           <w:szCs w:val="24"/>
         </w:rPr>
@@ -289,7 +308,7 @@
       <w:pPr>
         <w:keepNext/>
         <w:keepLines/>
-        <w:spacing w:after="100" w:before="80"/>
+        <w:spacing w:after="80" w:before="60"/>
       </w:pPr>
       <w:r>
         <w:rPr>
@@ -307,11 +326,12 @@
       <w:pPr>
         <w:keepNext w:val="false"/>
         <w:keepLines/>
-        <w:spacing w:after="160"/>
-      </w:pPr>
-      <w:r>
-        <w:rPr>
-          <w:rFonts w:ascii="Calibri" w:cs="Calibri" w:eastAsia="Calibri" w:hAnsi="Calibri"/>
+        <w:spacing w:after="140"/>
+      </w:pPr>
+      <w:r>
+        <w:rPr>
+          <w:rFonts w:ascii="Calibri" w:cs="Calibri" w:eastAsia="Calibri" w:hAnsi="Calibri"/>
+          <w:color w:val="000000"/>
           <w:sz w:val="24"/>
           <w:szCs w:val="24"/>
         </w:rPr>
@@ -322,11 +342,12 @@
       <w:pPr>
         <w:keepNext w:val="false"/>
         <w:keepLines/>
-        <w:spacing w:after="160"/>
-      </w:pPr>
-      <w:r>
-        <w:rPr>
-          <w:rFonts w:ascii="Calibri" w:cs="Calibri" w:eastAsia="Calibri" w:hAnsi="Calibri"/>
+        <w:spacing w:after="140"/>
+      </w:pPr>
+      <w:r>
+        <w:rPr>
+          <w:rFonts w:ascii="Calibri" w:cs="Calibri" w:eastAsia="Calibri" w:hAnsi="Calibri"/>
+          <w:color w:val="000000"/>
           <w:sz w:val="24"/>
           <w:szCs w:val="24"/>
         </w:rPr>
@@ -337,6 +358,7 @@
           <w:rFonts w:ascii="Calibri" w:cs="Calibri" w:eastAsia="Calibri" w:hAnsi="Calibri"/>
           <w:b/>
           <w:bCs/>
+          <w:color w:val="000000"/>
           <w:sz w:val="24"/>
           <w:szCs w:val="24"/>
         </w:rPr>
@@ -345,6 +367,7 @@
       <w:r>
         <w:rPr>
           <w:rFonts w:ascii="Calibri" w:cs="Calibri" w:eastAsia="Calibri" w:hAnsi="Calibri"/>
+          <w:color w:val="000000"/>
           <w:sz w:val="24"/>
           <w:szCs w:val="24"/>
         </w:rPr>
@@ -355,6 +378,7 @@
           <w:rFonts w:ascii="Calibri" w:cs="Calibri" w:eastAsia="Calibri" w:hAnsi="Calibri"/>
           <w:b/>
           <w:bCs/>
+          <w:color w:val="000000"/>
           <w:sz w:val="24"/>
           <w:szCs w:val="24"/>
         </w:rPr>
@@ -363,6 +387,7 @@
       <w:r>
         <w:rPr>
           <w:rFonts w:ascii="Calibri" w:cs="Calibri" w:eastAsia="Calibri" w:hAnsi="Calibri"/>
+          <w:color w:val="000000"/>
           <w:sz w:val="24"/>
           <w:szCs w:val="24"/>
         </w:rPr>
@@ -373,7 +398,7 @@
       <w:pPr>
         <w:keepNext/>
         <w:keepLines/>
-        <w:spacing w:after="100" w:before="80"/>
+        <w:spacing w:after="80" w:before="60"/>
       </w:pPr>
       <w:r>
         <w:rPr>
@@ -391,11 +416,12 @@
       <w:pPr>
         <w:keepNext w:val="false"/>
         <w:keepLines/>
-        <w:spacing w:after="160"/>
-      </w:pPr>
-      <w:r>
-        <w:rPr>
-          <w:rFonts w:ascii="Calibri" w:cs="Calibri" w:eastAsia="Calibri" w:hAnsi="Calibri"/>
+        <w:spacing w:after="140"/>
+      </w:pPr>
+      <w:r>
+        <w:rPr>
+          <w:rFonts w:ascii="Calibri" w:cs="Calibri" w:eastAsia="Calibri" w:hAnsi="Calibri"/>
+          <w:color w:val="000000"/>
           <w:sz w:val="24"/>
           <w:szCs w:val="24"/>
         </w:rPr>
@@ -406,7 +432,7 @@
       <w:pPr>
         <w:keepNext/>
         <w:keepLines/>
-        <w:spacing w:after="100" w:before="80"/>
+        <w:spacing w:after="80" w:before="60"/>
       </w:pPr>
       <w:r>
         <w:rPr>
@@ -424,13 +450,14 @@
       <w:pPr>
         <w:keepNext w:val="false"/>
         <w:keepLines/>
-        <w:spacing w:after="160"/>
-      </w:pPr>
-      <w:r>
-        <w:rPr>
-          <w:rFonts w:ascii="Calibri" w:cs="Calibri" w:eastAsia="Calibri" w:hAnsi="Calibri"/>
-          <w:b/>
-          <w:bCs/>
+        <w:spacing w:after="140"/>
+      </w:pPr>
+      <w:r>
+        <w:rPr>
+          <w:rFonts w:ascii="Calibri" w:cs="Calibri" w:eastAsia="Calibri" w:hAnsi="Calibri"/>
+          <w:b/>
+          <w:bCs/>
+          <w:color w:val="000000"/>
           <w:sz w:val="24"/>
           <w:szCs w:val="24"/>
         </w:rPr>
@@ -441,11 +468,12 @@
       <w:pPr>
         <w:keepNext/>
         <w:keepLines/>
-        <w:spacing w:after="160"/>
-      </w:pPr>
-      <w:r>
-        <w:rPr>
-          <w:rFonts w:ascii="Calibri" w:cs="Calibri" w:eastAsia="Calibri" w:hAnsi="Calibri"/>
+        <w:spacing w:after="140"/>
+      </w:pPr>
+      <w:r>
+        <w:rPr>
+          <w:rFonts w:ascii="Calibri" w:cs="Calibri" w:eastAsia="Calibri" w:hAnsi="Calibri"/>
+          <w:color w:val="000000"/>
           <w:sz w:val="24"/>
           <w:szCs w:val="24"/>
         </w:rPr>
@@ -456,11 +484,12 @@
       <w:pPr>
         <w:keepNext w:val="false"/>
         <w:keepLines/>
-        <w:spacing w:after="160"/>
-      </w:pPr>
-      <w:r>
-        <w:rPr>
-          <w:rFonts w:ascii="Calibri" w:cs="Calibri" w:eastAsia="Calibri" w:hAnsi="Calibri"/>
+        <w:spacing w:after="140"/>
+      </w:pPr>
+      <w:r>
+        <w:rPr>
+          <w:rFonts w:ascii="Calibri" w:cs="Calibri" w:eastAsia="Calibri" w:hAnsi="Calibri"/>
+          <w:color w:val="000000"/>
           <w:sz w:val="24"/>
           <w:szCs w:val="24"/>
         </w:rPr>
@@ -471,6 +500,7 @@
           <w:rFonts w:ascii="Calibri" w:cs="Calibri" w:eastAsia="Calibri" w:hAnsi="Calibri"/>
           <w:b/>
           <w:bCs/>
+          <w:color w:val="000000"/>
           <w:sz w:val="24"/>
           <w:szCs w:val="24"/>
         </w:rPr>
@@ -479,6 +509,7 @@
       <w:r>
         <w:rPr>
           <w:rFonts w:ascii="Calibri" w:cs="Calibri" w:eastAsia="Calibri" w:hAnsi="Calibri"/>
+          <w:color w:val="000000"/>
           <w:sz w:val="24"/>
           <w:szCs w:val="24"/>
         </w:rPr>
@@ -489,11 +520,12 @@
       <w:pPr>
         <w:keepNext/>
         <w:keepLines/>
-        <w:spacing w:after="160"/>
-      </w:pPr>
-      <w:r>
-        <w:rPr>
-          <w:rFonts w:ascii="Calibri" w:cs="Calibri" w:eastAsia="Calibri" w:hAnsi="Calibri"/>
+        <w:spacing w:after="140"/>
+      </w:pPr>
+      <w:r>
+        <w:rPr>
+          <w:rFonts w:ascii="Calibri" w:cs="Calibri" w:eastAsia="Calibri" w:hAnsi="Calibri"/>
+          <w:color w:val="000000"/>
           <w:sz w:val="24"/>
           <w:szCs w:val="24"/>
         </w:rPr>
@@ -504,7 +536,7 @@
       <w:pPr>
         <w:keepNext/>
         <w:keepLines/>
-        <w:spacing w:after="100" w:before="80"/>
+        <w:spacing w:after="80" w:before="60"/>
       </w:pPr>
       <w:r>
         <w:rPr>
@@ -522,11 +554,12 @@
       <w:pPr>
         <w:keepNext w:val="false"/>
         <w:keepLines/>
-        <w:spacing w:after="160"/>
-      </w:pPr>
-      <w:r>
-        <w:rPr>
-          <w:rFonts w:ascii="Calibri" w:cs="Calibri" w:eastAsia="Calibri" w:hAnsi="Calibri"/>
+        <w:spacing w:after="140"/>
+      </w:pPr>
+      <w:r>
+        <w:rPr>
+          <w:rFonts w:ascii="Calibri" w:cs="Calibri" w:eastAsia="Calibri" w:hAnsi="Calibri"/>
+          <w:color w:val="000000"/>
           <w:sz w:val="24"/>
           <w:szCs w:val="24"/>
         </w:rPr>
@@ -537,6 +570,7 @@
           <w:rFonts w:ascii="Calibri" w:cs="Calibri" w:eastAsia="Calibri" w:hAnsi="Calibri"/>
           <w:b/>
           <w:bCs/>
+          <w:color w:val="000000"/>
           <w:sz w:val="24"/>
           <w:szCs w:val="24"/>
         </w:rPr>
@@ -545,6 +579,7 @@
       <w:r>
         <w:rPr>
           <w:rFonts w:ascii="Calibri" w:cs="Calibri" w:eastAsia="Calibri" w:hAnsi="Calibri"/>
+          <w:color w:val="000000"/>
           <w:sz w:val="24"/>
           <w:szCs w:val="24"/>
         </w:rPr>
@@ -555,6 +590,7 @@
           <w:rFonts w:ascii="Calibri" w:cs="Calibri" w:eastAsia="Calibri" w:hAnsi="Calibri"/>
           <w:b/>
           <w:bCs/>
+          <w:color w:val="000000"/>
           <w:sz w:val="24"/>
           <w:szCs w:val="24"/>
         </w:rPr>
@@ -563,6 +599,7 @@
       <w:r>
         <w:rPr>
           <w:rFonts w:ascii="Calibri" w:cs="Calibri" w:eastAsia="Calibri" w:hAnsi="Calibri"/>
+          <w:color w:val="000000"/>
           <w:sz w:val="24"/>
           <w:szCs w:val="24"/>
         </w:rPr>
@@ -573,6 +610,7 @@
           <w:rFonts w:ascii="Calibri" w:cs="Calibri" w:eastAsia="Calibri" w:hAnsi="Calibri"/>
           <w:b/>
           <w:bCs/>
+          <w:color w:val="000000"/>
           <w:sz w:val="24"/>
           <w:szCs w:val="24"/>
         </w:rPr>
@@ -581,6 +619,7 @@
       <w:r>
         <w:rPr>
           <w:rFonts w:ascii="Calibri" w:cs="Calibri" w:eastAsia="Calibri" w:hAnsi="Calibri"/>
+          <w:color w:val="000000"/>
           <w:sz w:val="24"/>
           <w:szCs w:val="24"/>
         </w:rPr>
@@ -591,7 +630,7 @@
       <w:pPr>
         <w:keepNext/>
         <w:keepLines/>
-        <w:spacing w:after="100" w:before="80"/>
+        <w:spacing w:after="80" w:before="60"/>
       </w:pPr>
       <w:r>
         <w:rPr>
@@ -609,11 +648,12 @@
       <w:pPr>
         <w:keepNext w:val="false"/>
         <w:keepLines/>
-        <w:spacing w:after="160"/>
-      </w:pPr>
-      <w:r>
-        <w:rPr>
-          <w:rFonts w:ascii="Calibri" w:cs="Calibri" w:eastAsia="Calibri" w:hAnsi="Calibri"/>
+        <w:spacing w:after="140"/>
+      </w:pPr>
+      <w:r>
+        <w:rPr>
+          <w:rFonts w:ascii="Calibri" w:cs="Calibri" w:eastAsia="Calibri" w:hAnsi="Calibri"/>
+          <w:color w:val="000000"/>
           <w:sz w:val="24"/>
           <w:szCs w:val="24"/>
         </w:rPr>
@@ -624,6 +664,7 @@
           <w:rFonts w:ascii="Calibri" w:cs="Calibri" w:eastAsia="Calibri" w:hAnsi="Calibri"/>
           <w:b/>
           <w:bCs/>
+          <w:color w:val="000000"/>
           <w:sz w:val="24"/>
           <w:szCs w:val="24"/>
         </w:rPr>
@@ -632,6 +673,7 @@
       <w:r>
         <w:rPr>
           <w:rFonts w:ascii="Calibri" w:cs="Calibri" w:eastAsia="Calibri" w:hAnsi="Calibri"/>
+          <w:color w:val="000000"/>
           <w:sz w:val="24"/>
           <w:szCs w:val="24"/>
         </w:rPr>
@@ -642,7 +684,7 @@
       <w:pPr>
         <w:keepNext/>
         <w:keepLines/>
-        <w:spacing w:after="100" w:before="80"/>
+        <w:spacing w:after="80" w:before="60"/>
       </w:pPr>
       <w:r>
         <w:rPr>
@@ -660,11 +702,12 @@
       <w:pPr>
         <w:keepNext w:val="false"/>
         <w:keepLines/>
-        <w:spacing w:after="160"/>
-      </w:pPr>
-      <w:r>
-        <w:rPr>
-          <w:rFonts w:ascii="Calibri" w:cs="Calibri" w:eastAsia="Calibri" w:hAnsi="Calibri"/>
+        <w:spacing w:after="140"/>
+      </w:pPr>
+      <w:r>
+        <w:rPr>
+          <w:rFonts w:ascii="Calibri" w:cs="Calibri" w:eastAsia="Calibri" w:hAnsi="Calibri"/>
+          <w:color w:val="000000"/>
           <w:sz w:val="24"/>
           <w:szCs w:val="24"/>
         </w:rPr>
@@ -675,6 +718,7 @@
           <w:rFonts w:ascii="Calibri" w:cs="Calibri" w:eastAsia="Calibri" w:hAnsi="Calibri"/>
           <w:b/>
           <w:bCs/>
+          <w:color w:val="000000"/>
           <w:sz w:val="24"/>
           <w:szCs w:val="24"/>
         </w:rPr>
@@ -683,6 +727,7 @@
       <w:r>
         <w:rPr>
           <w:rFonts w:ascii="Calibri" w:cs="Calibri" w:eastAsia="Calibri" w:hAnsi="Calibri"/>
+          <w:color w:val="000000"/>
           <w:sz w:val="24"/>
           <w:szCs w:val="24"/>
         </w:rPr>
@@ -693,6 +738,7 @@
           <w:rFonts w:ascii="Calibri" w:cs="Calibri" w:eastAsia="Calibri" w:hAnsi="Calibri"/>
           <w:b/>
           <w:bCs/>
+          <w:color w:val="000000"/>
           <w:sz w:val="24"/>
           <w:szCs w:val="24"/>
         </w:rPr>
@@ -701,6 +747,7 @@
       <w:r>
         <w:rPr>
           <w:rFonts w:ascii="Calibri" w:cs="Calibri" w:eastAsia="Calibri" w:hAnsi="Calibri"/>
+          <w:color w:val="000000"/>
           <w:sz w:val="24"/>
           <w:szCs w:val="24"/>
         </w:rPr>
@@ -711,11 +758,12 @@
       <w:pPr>
         <w:keepNext/>
         <w:keepLines/>
-        <w:spacing w:after="160"/>
-      </w:pPr>
-      <w:r>
-        <w:rPr>
-          <w:rFonts w:ascii="Calibri" w:cs="Calibri" w:eastAsia="Calibri" w:hAnsi="Calibri"/>
+        <w:spacing w:after="140"/>
+      </w:pPr>
+      <w:r>
+        <w:rPr>
+          <w:rFonts w:ascii="Calibri" w:cs="Calibri" w:eastAsia="Calibri" w:hAnsi="Calibri"/>
+          <w:color w:val="000000"/>
           <w:sz w:val="24"/>
           <w:szCs w:val="24"/>
         </w:rPr>
@@ -726,11 +774,12 @@
       <w:pPr>
         <w:keepNext w:val="false"/>
         <w:keepLines/>
-        <w:spacing w:after="160"/>
-      </w:pPr>
-      <w:r>
-        <w:rPr>
-          <w:rFonts w:ascii="Calibri" w:cs="Calibri" w:eastAsia="Calibri" w:hAnsi="Calibri"/>
+        <w:spacing w:after="140"/>
+      </w:pPr>
+      <w:r>
+        <w:rPr>
+          <w:rFonts w:ascii="Calibri" w:cs="Calibri" w:eastAsia="Calibri" w:hAnsi="Calibri"/>
+          <w:color w:val="000000"/>
           <w:sz w:val="24"/>
           <w:szCs w:val="24"/>
         </w:rPr>
@@ -741,11 +790,12 @@
       <w:pPr>
         <w:keepNext w:val="false"/>
         <w:keepLines/>
-        <w:spacing w:after="160"/>
-      </w:pPr>
-      <w:r>
-        <w:rPr>
-          <w:rFonts w:ascii="Calibri" w:cs="Calibri" w:eastAsia="Calibri" w:hAnsi="Calibri"/>
+        <w:spacing w:after="140"/>
+      </w:pPr>
+      <w:r>
+        <w:rPr>
+          <w:rFonts w:ascii="Calibri" w:cs="Calibri" w:eastAsia="Calibri" w:hAnsi="Calibri"/>
+          <w:color w:val="000000"/>
           <w:sz w:val="24"/>
           <w:szCs w:val="24"/>
         </w:rPr>
@@ -756,6 +806,7 @@
           <w:rFonts w:ascii="Calibri" w:cs="Calibri" w:eastAsia="Calibri" w:hAnsi="Calibri"/>
           <w:b/>
           <w:bCs/>
+          <w:color w:val="000000"/>
           <w:sz w:val="24"/>
           <w:szCs w:val="24"/>
         </w:rPr>
@@ -764,6 +815,7 @@
       <w:r>
         <w:rPr>
           <w:rFonts w:ascii="Calibri" w:cs="Calibri" w:eastAsia="Calibri" w:hAnsi="Calibri"/>
+          <w:color w:val="000000"/>
           <w:sz w:val="24"/>
           <w:szCs w:val="24"/>
         </w:rPr>
@@ -774,6 +826,7 @@
           <w:rFonts w:ascii="Calibri" w:cs="Calibri" w:eastAsia="Calibri" w:hAnsi="Calibri"/>
           <w:b/>
           <w:bCs/>
+          <w:color w:val="000000"/>
           <w:sz w:val="24"/>
           <w:szCs w:val="24"/>
         </w:rPr>
@@ -782,6 +835,7 @@
       <w:r>
         <w:rPr>
           <w:rFonts w:ascii="Calibri" w:cs="Calibri" w:eastAsia="Calibri" w:hAnsi="Calibri"/>
+          <w:color w:val="000000"/>
           <w:sz w:val="24"/>
           <w:szCs w:val="24"/>
         </w:rPr>
@@ -792,7 +846,7 @@
       <w:pPr>
         <w:keepNext/>
         <w:keepLines/>
-        <w:spacing w:after="100" w:before="80"/>
+        <w:spacing w:after="80" w:before="60"/>
       </w:pPr>
       <w:r>
         <w:rPr>
@@ -810,11 +864,12 @@
       <w:pPr>
         <w:keepNext w:val="false"/>
         <w:keepLines/>
-        <w:spacing w:after="160"/>
-      </w:pPr>
-      <w:r>
-        <w:rPr>
-          <w:rFonts w:ascii="Calibri" w:cs="Calibri" w:eastAsia="Calibri" w:hAnsi="Calibri"/>
+        <w:spacing w:after="140"/>
+      </w:pPr>
+      <w:r>
+        <w:rPr>
+          <w:rFonts w:ascii="Calibri" w:cs="Calibri" w:eastAsia="Calibri" w:hAnsi="Calibri"/>
+          <w:color w:val="000000"/>
           <w:sz w:val="24"/>
           <w:szCs w:val="24"/>
         </w:rPr>
@@ -825,7 +880,7 @@
       <w:pPr>
         <w:keepNext/>
         <w:keepLines/>
-        <w:spacing w:after="100" w:before="80"/>
+        <w:spacing w:after="80" w:before="60"/>
       </w:pPr>
       <w:r>
         <w:rPr>
@@ -843,11 +898,12 @@
       <w:pPr>
         <w:keepNext w:val="false"/>
         <w:keepLines/>
-        <w:spacing w:after="160"/>
-      </w:pPr>
-      <w:r>
-        <w:rPr>
-          <w:rFonts w:ascii="Calibri" w:cs="Calibri" w:eastAsia="Calibri" w:hAnsi="Calibri"/>
+        <w:spacing w:after="140"/>
+      </w:pPr>
+      <w:r>
+        <w:rPr>
+          <w:rFonts w:ascii="Calibri" w:cs="Calibri" w:eastAsia="Calibri" w:hAnsi="Calibri"/>
+          <w:color w:val="000000"/>
           <w:sz w:val="24"/>
           <w:szCs w:val="24"/>
         </w:rPr>
@@ -858,11 +914,12 @@
       <w:pPr>
         <w:keepNext w:val="false"/>
         <w:keepLines/>
-        <w:spacing w:after="160"/>
-      </w:pPr>
-      <w:r>
-        <w:rPr>
-          <w:rFonts w:ascii="Calibri" w:cs="Calibri" w:eastAsia="Calibri" w:hAnsi="Calibri"/>
+        <w:spacing w:after="140"/>
+      </w:pPr>
+      <w:r>
+        <w:rPr>
+          <w:rFonts w:ascii="Calibri" w:cs="Calibri" w:eastAsia="Calibri" w:hAnsi="Calibri"/>
+          <w:color w:val="000000"/>
           <w:sz w:val="24"/>
           <w:szCs w:val="24"/>
         </w:rPr>
@@ -873,6 +930,7 @@
           <w:rFonts w:ascii="Calibri" w:cs="Calibri" w:eastAsia="Calibri" w:hAnsi="Calibri"/>
           <w:b/>
           <w:bCs/>
+          <w:color w:val="000000"/>
           <w:sz w:val="24"/>
           <w:szCs w:val="24"/>
         </w:rPr>
@@ -881,6 +939,7 @@
       <w:r>
         <w:rPr>
           <w:rFonts w:ascii="Calibri" w:cs="Calibri" w:eastAsia="Calibri" w:hAnsi="Calibri"/>
+          <w:color w:val="000000"/>
           <w:sz w:val="24"/>
           <w:szCs w:val="24"/>
         </w:rPr>
@@ -891,11 +950,12 @@
       <w:pPr>
         <w:keepNext w:val="false"/>
         <w:keepLines/>
-        <w:spacing w:after="160"/>
-      </w:pPr>
-      <w:r>
-        <w:rPr>
-          <w:rFonts w:ascii="Calibri" w:cs="Calibri" w:eastAsia="Calibri" w:hAnsi="Calibri"/>
+        <w:spacing w:after="140"/>
+      </w:pPr>
+      <w:r>
+        <w:rPr>
+          <w:rFonts w:ascii="Calibri" w:cs="Calibri" w:eastAsia="Calibri" w:hAnsi="Calibri"/>
+          <w:color w:val="000000"/>
           <w:sz w:val="24"/>
           <w:szCs w:val="24"/>
         </w:rPr>
@@ -906,6 +966,7 @@
           <w:rFonts w:ascii="Calibri" w:cs="Calibri" w:eastAsia="Calibri" w:hAnsi="Calibri"/>
           <w:b/>
           <w:bCs/>
+          <w:color w:val="000000"/>
           <w:sz w:val="24"/>
           <w:szCs w:val="24"/>
         </w:rPr>
@@ -914,6 +975,7 @@
       <w:r>
         <w:rPr>
           <w:rFonts w:ascii="Calibri" w:cs="Calibri" w:eastAsia="Calibri" w:hAnsi="Calibri"/>
+          <w:color w:val="000000"/>
           <w:sz w:val="24"/>
           <w:szCs w:val="24"/>
         </w:rPr>
@@ -924,6 +986,7 @@
           <w:rFonts w:ascii="Calibri" w:cs="Calibri" w:eastAsia="Calibri" w:hAnsi="Calibri"/>
           <w:b/>
           <w:bCs/>
+          <w:color w:val="000000"/>
           <w:sz w:val="24"/>
           <w:szCs w:val="24"/>
         </w:rPr>
@@ -932,6 +995,7 @@
       <w:r>
         <w:rPr>
           <w:rFonts w:ascii="Calibri" w:cs="Calibri" w:eastAsia="Calibri" w:hAnsi="Calibri"/>
+          <w:color w:val="000000"/>
           <w:sz w:val="24"/>
           <w:szCs w:val="24"/>
         </w:rPr>
@@ -942,6 +1006,7 @@
           <w:rFonts w:ascii="Calibri" w:cs="Calibri" w:eastAsia="Calibri" w:hAnsi="Calibri"/>
           <w:b/>
           <w:bCs/>
+          <w:color w:val="000000"/>
           <w:sz w:val="24"/>
           <w:szCs w:val="24"/>
         </w:rPr>
@@ -952,7 +1017,7 @@
       <w:pPr>
         <w:keepNext/>
         <w:keepLines/>
-        <w:spacing w:after="100" w:before="80"/>
+        <w:spacing w:after="80" w:before="60"/>
       </w:pPr>
       <w:r>
         <w:rPr>
@@ -970,11 +1035,12 @@
       <w:pPr>
         <w:keepNext w:val="false"/>
         <w:keepLines/>
-        <w:spacing w:after="160"/>
-      </w:pPr>
-      <w:r>
-        <w:rPr>
-          <w:rFonts w:ascii="Calibri" w:cs="Calibri" w:eastAsia="Calibri" w:hAnsi="Calibri"/>
+        <w:spacing w:after="140"/>
+      </w:pPr>
+      <w:r>
+        <w:rPr>
+          <w:rFonts w:ascii="Calibri" w:cs="Calibri" w:eastAsia="Calibri" w:hAnsi="Calibri"/>
+          <w:color w:val="000000"/>
           <w:sz w:val="24"/>
           <w:szCs w:val="24"/>
         </w:rPr>
@@ -985,6 +1051,7 @@
           <w:rFonts w:ascii="Calibri" w:cs="Calibri" w:eastAsia="Calibri" w:hAnsi="Calibri"/>
           <w:b/>
           <w:bCs/>
+          <w:color w:val="000000"/>
           <w:sz w:val="24"/>
           <w:szCs w:val="24"/>
         </w:rPr>
@@ -993,6 +1060,7 @@
       <w:r>
         <w:rPr>
           <w:rFonts w:ascii="Calibri" w:cs="Calibri" w:eastAsia="Calibri" w:hAnsi="Calibri"/>
+          <w:color w:val="000000"/>
           <w:sz w:val="24"/>
           <w:szCs w:val="24"/>
         </w:rPr>
@@ -1003,6 +1071,7 @@
           <w:rFonts w:ascii="Calibri" w:cs="Calibri" w:eastAsia="Calibri" w:hAnsi="Calibri"/>
           <w:b/>
           <w:bCs/>
+          <w:color w:val="000000"/>
           <w:sz w:val="24"/>
           <w:szCs w:val="24"/>
         </w:rPr>
@@ -1011,6 +1080,7 @@
       <w:r>
         <w:rPr>
           <w:rFonts w:ascii="Calibri" w:cs="Calibri" w:eastAsia="Calibri" w:hAnsi="Calibri"/>
+          <w:color w:val="000000"/>
           <w:sz w:val="24"/>
           <w:szCs w:val="24"/>
         </w:rPr>
@@ -1021,11 +1091,12 @@
       <w:pPr>
         <w:keepNext w:val="false"/>
         <w:keepLines/>
-        <w:spacing w:after="160"/>
-      </w:pPr>
-      <w:r>
-        <w:rPr>
-          <w:rFonts w:ascii="Calibri" w:cs="Calibri" w:eastAsia="Calibri" w:hAnsi="Calibri"/>
+        <w:spacing w:after="140"/>
+      </w:pPr>
+      <w:r>
+        <w:rPr>
+          <w:rFonts w:ascii="Calibri" w:cs="Calibri" w:eastAsia="Calibri" w:hAnsi="Calibri"/>
+          <w:color w:val="000000"/>
           <w:sz w:val="24"/>
           <w:szCs w:val="24"/>
         </w:rPr>
@@ -1036,6 +1107,7 @@
           <w:rFonts w:ascii="Calibri" w:cs="Calibri" w:eastAsia="Calibri" w:hAnsi="Calibri"/>
           <w:b/>
           <w:bCs/>
+          <w:color w:val="000000"/>
           <w:sz w:val="24"/>
           <w:szCs w:val="24"/>
         </w:rPr>
@@ -1044,6 +1116,7 @@
       <w:r>
         <w:rPr>
           <w:rFonts w:ascii="Calibri" w:cs="Calibri" w:eastAsia="Calibri" w:hAnsi="Calibri"/>
+          <w:color w:val="000000"/>
           <w:sz w:val="24"/>
           <w:szCs w:val="24"/>
         </w:rPr>
@@ -1054,6 +1127,7 @@
           <w:rFonts w:ascii="Calibri" w:cs="Calibri" w:eastAsia="Calibri" w:hAnsi="Calibri"/>
           <w:b/>
           <w:bCs/>
+          <w:color w:val="000000"/>
           <w:sz w:val="24"/>
           <w:szCs w:val="24"/>
         </w:rPr>
@@ -1062,6 +1136,7 @@
       <w:r>
         <w:rPr>
           <w:rFonts w:ascii="Calibri" w:cs="Calibri" w:eastAsia="Calibri" w:hAnsi="Calibri"/>
+          <w:color w:val="000000"/>
           <w:sz w:val="24"/>
           <w:szCs w:val="24"/>
         </w:rPr>
@@ -1072,6 +1147,7 @@
           <w:rFonts w:ascii="Calibri" w:cs="Calibri" w:eastAsia="Calibri" w:hAnsi="Calibri"/>
           <w:b/>
           <w:bCs/>
+          <w:color w:val="000000"/>
           <w:sz w:val="24"/>
           <w:szCs w:val="24"/>
         </w:rPr>
@@ -1080,6 +1156,7 @@
       <w:r>
         <w:rPr>
           <w:rFonts w:ascii="Calibri" w:cs="Calibri" w:eastAsia="Calibri" w:hAnsi="Calibri"/>
+          <w:color w:val="000000"/>
           <w:sz w:val="24"/>
           <w:szCs w:val="24"/>
         </w:rPr>
@@ -1090,7 +1167,7 @@
       <w:pPr>
         <w:keepNext/>
         <w:keepLines/>
-        <w:spacing w:after="100" w:before="80"/>
+        <w:spacing w:after="80" w:before="60"/>
       </w:pPr>
       <w:r>
         <w:rPr>
@@ -1108,11 +1185,12 @@
       <w:pPr>
         <w:keepNext w:val="false"/>
         <w:keepLines/>
-        <w:spacing w:after="160"/>
-      </w:pPr>
-      <w:r>
-        <w:rPr>
-          <w:rFonts w:ascii="Calibri" w:cs="Calibri" w:eastAsia="Calibri" w:hAnsi="Calibri"/>
+        <w:spacing w:after="140"/>
+      </w:pPr>
+      <w:r>
+        <w:rPr>
+          <w:rFonts w:ascii="Calibri" w:cs="Calibri" w:eastAsia="Calibri" w:hAnsi="Calibri"/>
+          <w:color w:val="000000"/>
           <w:sz w:val="24"/>
           <w:szCs w:val="24"/>
         </w:rPr>
@@ -1123,6 +1201,7 @@
           <w:rFonts w:ascii="Calibri" w:cs="Calibri" w:eastAsia="Calibri" w:hAnsi="Calibri"/>
           <w:b/>
           <w:bCs/>
+          <w:color w:val="000000"/>
           <w:sz w:val="24"/>
           <w:szCs w:val="24"/>
         </w:rPr>
@@ -1131,6 +1210,7 @@
       <w:r>
         <w:rPr>
           <w:rFonts w:ascii="Calibri" w:cs="Calibri" w:eastAsia="Calibri" w:hAnsi="Calibri"/>
+          <w:color w:val="000000"/>
           <w:sz w:val="24"/>
           <w:szCs w:val="24"/>
         </w:rPr>
@@ -1141,6 +1221,7 @@
           <w:rFonts w:ascii="Calibri" w:cs="Calibri" w:eastAsia="Calibri" w:hAnsi="Calibri"/>
           <w:b/>
           <w:bCs/>
+          <w:color w:val="000000"/>
           <w:sz w:val="24"/>
           <w:szCs w:val="24"/>
         </w:rPr>
@@ -1149,6 +1230,7 @@
       <w:r>
         <w:rPr>
           <w:rFonts w:ascii="Calibri" w:cs="Calibri" w:eastAsia="Calibri" w:hAnsi="Calibri"/>
+          <w:color w:val="000000"/>
           <w:sz w:val="24"/>
           <w:szCs w:val="24"/>
         </w:rPr>
@@ -1159,6 +1241,7 @@
           <w:rFonts w:ascii="Calibri" w:cs="Calibri" w:eastAsia="Calibri" w:hAnsi="Calibri"/>
           <w:b/>
           <w:bCs/>
+          <w:color w:val="000000"/>
           <w:sz w:val="24"/>
           <w:szCs w:val="24"/>
         </w:rPr>
@@ -1167,6 +1250,7 @@
       <w:r>
         <w:rPr>
           <w:rFonts w:ascii="Calibri" w:cs="Calibri" w:eastAsia="Calibri" w:hAnsi="Calibri"/>
+          <w:color w:val="000000"/>
           <w:sz w:val="24"/>
           <w:szCs w:val="24"/>
         </w:rPr>
@@ -1177,6 +1261,7 @@
           <w:rFonts w:ascii="Calibri" w:cs="Calibri" w:eastAsia="Calibri" w:hAnsi="Calibri"/>
           <w:b/>
           <w:bCs/>
+          <w:color w:val="000000"/>
           <w:sz w:val="24"/>
           <w:szCs w:val="24"/>
         </w:rPr>
@@ -1185,6 +1270,7 @@
       <w:r>
         <w:rPr>
           <w:rFonts w:ascii="Calibri" w:cs="Calibri" w:eastAsia="Calibri" w:hAnsi="Calibri"/>
+          <w:color w:val="000000"/>
           <w:sz w:val="24"/>
           <w:szCs w:val="24"/>
         </w:rPr>
@@ -1195,6 +1281,7 @@
           <w:rFonts w:ascii="Calibri" w:cs="Calibri" w:eastAsia="Calibri" w:hAnsi="Calibri"/>
           <w:b/>
           <w:bCs/>
+          <w:color w:val="000000"/>
           <w:sz w:val="24"/>
           <w:szCs w:val="24"/>
         </w:rPr>
@@ -1203,6 +1290,7 @@
       <w:r>
         <w:rPr>
           <w:rFonts w:ascii="Calibri" w:cs="Calibri" w:eastAsia="Calibri" w:hAnsi="Calibri"/>
+          <w:color w:val="000000"/>
           <w:sz w:val="24"/>
           <w:szCs w:val="24"/>
         </w:rPr>
@@ -1213,6 +1301,7 @@
           <w:rFonts w:ascii="Calibri" w:cs="Calibri" w:eastAsia="Calibri" w:hAnsi="Calibri"/>
           <w:b/>
           <w:bCs/>
+          <w:color w:val="000000"/>
           <w:sz w:val="24"/>
           <w:szCs w:val="24"/>
         </w:rPr>
@@ -1221,6 +1310,7 @@
       <w:r>
         <w:rPr>
           <w:rFonts w:ascii="Calibri" w:cs="Calibri" w:eastAsia="Calibri" w:hAnsi="Calibri"/>
+          <w:color w:val="000000"/>
           <w:sz w:val="24"/>
           <w:szCs w:val="24"/>
         </w:rPr>
@@ -1231,7 +1321,7 @@
       <w:pPr>
         <w:keepNext/>
         <w:keepLines/>
-        <w:spacing w:after="100" w:before="80"/>
+        <w:spacing w:after="80" w:before="60"/>
       </w:pPr>
       <w:r>
         <w:rPr>
@@ -1249,11 +1339,12 @@
       <w:pPr>
         <w:keepNext w:val="false"/>
         <w:keepLines/>
-        <w:spacing w:after="160"/>
-      </w:pPr>
-      <w:r>
-        <w:rPr>
-          <w:rFonts w:ascii="Calibri" w:cs="Calibri" w:eastAsia="Calibri" w:hAnsi="Calibri"/>
+        <w:spacing w:after="140"/>
+      </w:pPr>
+      <w:r>
+        <w:rPr>
+          <w:rFonts w:ascii="Calibri" w:cs="Calibri" w:eastAsia="Calibri" w:hAnsi="Calibri"/>
+          <w:color w:val="000000"/>
           <w:sz w:val="24"/>
           <w:szCs w:val="24"/>
         </w:rPr>
@@ -1264,6 +1355,7 @@
           <w:rFonts w:ascii="Calibri" w:cs="Calibri" w:eastAsia="Calibri" w:hAnsi="Calibri"/>
           <w:b/>
           <w:bCs/>
+          <w:color w:val="000000"/>
           <w:sz w:val="24"/>
           <w:szCs w:val="24"/>
         </w:rPr>
@@ -1272,6 +1364,7 @@
       <w:r>
         <w:rPr>
           <w:rFonts w:ascii="Calibri" w:cs="Calibri" w:eastAsia="Calibri" w:hAnsi="Calibri"/>
+          <w:color w:val="000000"/>
           <w:sz w:val="24"/>
           <w:szCs w:val="24"/>
         </w:rPr>
@@ -1282,6 +1375,7 @@
           <w:rFonts w:ascii="Calibri" w:cs="Calibri" w:eastAsia="Calibri" w:hAnsi="Calibri"/>
           <w:b/>
           <w:bCs/>
+          <w:color w:val="000000"/>
           <w:sz w:val="24"/>
           <w:szCs w:val="24"/>
         </w:rPr>
@@ -1290,6 +1384,7 @@
       <w:r>
         <w:rPr>
           <w:rFonts w:ascii="Calibri" w:cs="Calibri" w:eastAsia="Calibri" w:hAnsi="Calibri"/>
+          <w:color w:val="000000"/>
           <w:sz w:val="24"/>
           <w:szCs w:val="24"/>
         </w:rPr>
@@ -1300,6 +1395,7 @@
           <w:rFonts w:ascii="Calibri" w:cs="Calibri" w:eastAsia="Calibri" w:hAnsi="Calibri"/>
           <w:b/>
           <w:bCs/>
+          <w:color w:val="000000"/>
           <w:sz w:val="24"/>
           <w:szCs w:val="24"/>
         </w:rPr>
@@ -1308,6 +1404,7 @@
       <w:r>
         <w:rPr>
           <w:rFonts w:ascii="Calibri" w:cs="Calibri" w:eastAsia="Calibri" w:hAnsi="Calibri"/>
+          <w:color w:val="000000"/>
           <w:sz w:val="24"/>
           <w:szCs w:val="24"/>
         </w:rPr>
@@ -1318,11 +1415,12 @@
       <w:pPr>
         <w:keepNext w:val="false"/>
         <w:keepLines/>
-        <w:spacing w:after="160"/>
-      </w:pPr>
-      <w:r>
-        <w:rPr>
-          <w:rFonts w:ascii="Calibri" w:cs="Calibri" w:eastAsia="Calibri" w:hAnsi="Calibri"/>
+        <w:spacing w:after="140"/>
+      </w:pPr>
+      <w:r>
+        <w:rPr>
+          <w:rFonts w:ascii="Calibri" w:cs="Calibri" w:eastAsia="Calibri" w:hAnsi="Calibri"/>
+          <w:color w:val="000000"/>
           <w:sz w:val="24"/>
           <w:szCs w:val="24"/>
         </w:rPr>
@@ -1333,6 +1431,7 @@
           <w:rFonts w:ascii="Calibri" w:cs="Calibri" w:eastAsia="Calibri" w:hAnsi="Calibri"/>
           <w:b/>
           <w:bCs/>
+          <w:color w:val="000000"/>
           <w:sz w:val="24"/>
           <w:szCs w:val="24"/>
         </w:rPr>
@@ -1341,6 +1440,7 @@
       <w:r>
         <w:rPr>
           <w:rFonts w:ascii="Calibri" w:cs="Calibri" w:eastAsia="Calibri" w:hAnsi="Calibri"/>
+          <w:color w:val="000000"/>
           <w:sz w:val="24"/>
           <w:szCs w:val="24"/>
         </w:rPr>
@@ -1351,6 +1451,7 @@
           <w:rFonts w:ascii="Calibri" w:cs="Calibri" w:eastAsia="Calibri" w:hAnsi="Calibri"/>
           <w:b/>
           <w:bCs/>
+          <w:color w:val="000000"/>
           <w:sz w:val="24"/>
           <w:szCs w:val="24"/>
         </w:rPr>
@@ -1359,6 +1460,7 @@
       <w:r>
         <w:rPr>
           <w:rFonts w:ascii="Calibri" w:cs="Calibri" w:eastAsia="Calibri" w:hAnsi="Calibri"/>
+          <w:color w:val="000000"/>
           <w:sz w:val="24"/>
           <w:szCs w:val="24"/>
         </w:rPr>
@@ -1369,6 +1471,7 @@
           <w:rFonts w:ascii="Calibri" w:cs="Calibri" w:eastAsia="Calibri" w:hAnsi="Calibri"/>
           <w:b/>
           <w:bCs/>
+          <w:color w:val="000000"/>
           <w:sz w:val="24"/>
           <w:szCs w:val="24"/>
         </w:rPr>
@@ -1377,6 +1480,7 @@
       <w:r>
         <w:rPr>
           <w:rFonts w:ascii="Calibri" w:cs="Calibri" w:eastAsia="Calibri" w:hAnsi="Calibri"/>
+          <w:color w:val="000000"/>
           <w:sz w:val="24"/>
           <w:szCs w:val="24"/>
         </w:rPr>
@@ -1387,6 +1491,7 @@
           <w:rFonts w:ascii="Calibri" w:cs="Calibri" w:eastAsia="Calibri" w:hAnsi="Calibri"/>
           <w:b/>
           <w:bCs/>
+          <w:color w:val="000000"/>
           <w:sz w:val="24"/>
           <w:szCs w:val="24"/>
         </w:rPr>
@@ -1395,6 +1500,7 @@
       <w:r>
         <w:rPr>
           <w:rFonts w:ascii="Calibri" w:cs="Calibri" w:eastAsia="Calibri" w:hAnsi="Calibri"/>
+          <w:color w:val="000000"/>
           <w:sz w:val="24"/>
           <w:szCs w:val="24"/>
         </w:rPr>
@@ -1405,7 +1511,7 @@
       <w:pPr>
         <w:keepNext/>
         <w:keepLines/>
-        <w:spacing w:after="100" w:before="80"/>
+        <w:spacing w:after="80" w:before="60"/>
       </w:pPr>
       <w:r>
         <w:rPr>
@@ -1423,11 +1529,12 @@
       <w:pPr>
         <w:keepNext w:val="false"/>
         <w:keepLines/>
-        <w:spacing w:after="160"/>
-      </w:pPr>
-      <w:r>
-        <w:rPr>
-          <w:rFonts w:ascii="Calibri" w:cs="Calibri" w:eastAsia="Calibri" w:hAnsi="Calibri"/>
+        <w:spacing w:after="140"/>
+      </w:pPr>
+      <w:r>
+        <w:rPr>
+          <w:rFonts w:ascii="Calibri" w:cs="Calibri" w:eastAsia="Calibri" w:hAnsi="Calibri"/>
+          <w:color w:val="000000"/>
           <w:sz w:val="24"/>
           <w:szCs w:val="24"/>
         </w:rPr>
@@ -1438,6 +1545,7 @@
           <w:rFonts w:ascii="Calibri" w:cs="Calibri" w:eastAsia="Calibri" w:hAnsi="Calibri"/>
           <w:b/>
           <w:bCs/>
+          <w:color w:val="000000"/>
           <w:sz w:val="24"/>
           <w:szCs w:val="24"/>
         </w:rPr>
@@ -1446,6 +1554,7 @@
       <w:r>
         <w:rPr>
           <w:rFonts w:ascii="Calibri" w:cs="Calibri" w:eastAsia="Calibri" w:hAnsi="Calibri"/>
+          <w:color w:val="000000"/>
           <w:sz w:val="24"/>
           <w:szCs w:val="24"/>
         </w:rPr>
@@ -1456,11 +1565,12 @@
       <w:pPr>
         <w:keepNext/>
         <w:keepLines/>
-        <w:spacing w:after="160"/>
-      </w:pPr>
-      <w:r>
-        <w:rPr>
-          <w:rFonts w:ascii="Calibri" w:cs="Calibri" w:eastAsia="Calibri" w:hAnsi="Calibri"/>
+        <w:spacing w:after="140"/>
+      </w:pPr>
+      <w:r>
+        <w:rPr>
+          <w:rFonts w:ascii="Calibri" w:cs="Calibri" w:eastAsia="Calibri" w:hAnsi="Calibri"/>
+          <w:color w:val="000000"/>
           <w:sz w:val="24"/>
           <w:szCs w:val="24"/>
         </w:rPr>
@@ -1471,7 +1581,7 @@
       <w:pPr>
         <w:keepNext/>
         <w:keepLines/>
-        <w:spacing w:after="100" w:before="80"/>
+        <w:spacing w:after="80" w:before="60"/>
       </w:pPr>
       <w:r>
         <w:rPr>
@@ -1489,11 +1599,12 @@
       <w:pPr>
         <w:keepNext w:val="false"/>
         <w:keepLines/>
-        <w:spacing w:after="160"/>
-      </w:pPr>
-      <w:r>
-        <w:rPr>
-          <w:rFonts w:ascii="Calibri" w:cs="Calibri" w:eastAsia="Calibri" w:hAnsi="Calibri"/>
+        <w:spacing w:after="140"/>
+      </w:pPr>
+      <w:r>
+        <w:rPr>
+          <w:rFonts w:ascii="Calibri" w:cs="Calibri" w:eastAsia="Calibri" w:hAnsi="Calibri"/>
+          <w:color w:val="000000"/>
           <w:sz w:val="24"/>
           <w:szCs w:val="24"/>
         </w:rPr>
@@ -1504,11 +1615,12 @@
       <w:pPr>
         <w:keepNext w:val="false"/>
         <w:keepLines/>
-        <w:spacing w:after="160"/>
-      </w:pPr>
-      <w:r>
-        <w:rPr>
-          <w:rFonts w:ascii="Calibri" w:cs="Calibri" w:eastAsia="Calibri" w:hAnsi="Calibri"/>
+        <w:spacing w:after="140"/>
+      </w:pPr>
+      <w:r>
+        <w:rPr>
+          <w:rFonts w:ascii="Calibri" w:cs="Calibri" w:eastAsia="Calibri" w:hAnsi="Calibri"/>
+          <w:color w:val="000000"/>
           <w:sz w:val="24"/>
           <w:szCs w:val="24"/>
         </w:rPr>
@@ -1519,11 +1631,12 @@
       <w:pPr>
         <w:keepNext w:val="false"/>
         <w:keepLines/>
-        <w:spacing w:after="160"/>
-      </w:pPr>
-      <w:r>
-        <w:rPr>
-          <w:rFonts w:ascii="Calibri" w:cs="Calibri" w:eastAsia="Calibri" w:hAnsi="Calibri"/>
+        <w:spacing w:after="140"/>
+      </w:pPr>
+      <w:r>
+        <w:rPr>
+          <w:rFonts w:ascii="Calibri" w:cs="Calibri" w:eastAsia="Calibri" w:hAnsi="Calibri"/>
+          <w:color w:val="000000"/>
           <w:sz w:val="24"/>
           <w:szCs w:val="24"/>
         </w:rPr>
@@ -1534,6 +1647,7 @@
           <w:rFonts w:ascii="Calibri" w:cs="Calibri" w:eastAsia="Calibri" w:hAnsi="Calibri"/>
           <w:b/>
           <w:bCs/>
+          <w:color w:val="000000"/>
           <w:sz w:val="24"/>
           <w:szCs w:val="24"/>
         </w:rPr>
@@ -1542,6 +1656,7 @@
       <w:r>
         <w:rPr>
           <w:rFonts w:ascii="Calibri" w:cs="Calibri" w:eastAsia="Calibri" w:hAnsi="Calibri"/>
+          <w:color w:val="000000"/>
           <w:sz w:val="24"/>
           <w:szCs w:val="24"/>
         </w:rPr>
@@ -1552,6 +1667,7 @@
           <w:rFonts w:ascii="Calibri" w:cs="Calibri" w:eastAsia="Calibri" w:hAnsi="Calibri"/>
           <w:b/>
           <w:bCs/>
+          <w:color w:val="000000"/>
           <w:sz w:val="24"/>
           <w:szCs w:val="24"/>
         </w:rPr>
@@ -1560,6 +1676,7 @@
       <w:r>
         <w:rPr>
           <w:rFonts w:ascii="Calibri" w:cs="Calibri" w:eastAsia="Calibri" w:hAnsi="Calibri"/>
+          <w:color w:val="000000"/>
           <w:sz w:val="24"/>
           <w:szCs w:val="24"/>
         </w:rPr>
@@ -1570,11 +1687,12 @@
       <w:pPr>
         <w:keepNext w:val="false"/>
         <w:keepLines/>
-        <w:spacing w:after="160"/>
-      </w:pPr>
-      <w:r>
-        <w:rPr>
-          <w:rFonts w:ascii="Calibri" w:cs="Calibri" w:eastAsia="Calibri" w:hAnsi="Calibri"/>
+        <w:spacing w:after="140"/>
+      </w:pPr>
+      <w:r>
+        <w:rPr>
+          <w:rFonts w:ascii="Calibri" w:cs="Calibri" w:eastAsia="Calibri" w:hAnsi="Calibri"/>
+          <w:color w:val="000000"/>
           <w:sz w:val="24"/>
           <w:szCs w:val="24"/>
         </w:rPr>
@@ -1585,6 +1703,7 @@
           <w:rFonts w:ascii="Calibri" w:cs="Calibri" w:eastAsia="Calibri" w:hAnsi="Calibri"/>
           <w:b/>
           <w:bCs/>
+          <w:color w:val="000000"/>
           <w:sz w:val="24"/>
           <w:szCs w:val="24"/>
         </w:rPr>
@@ -1593,6 +1712,7 @@
       <w:r>
         <w:rPr>
           <w:rFonts w:ascii="Calibri" w:cs="Calibri" w:eastAsia="Calibri" w:hAnsi="Calibri"/>
+          <w:color w:val="000000"/>
           <w:sz w:val="24"/>
           <w:szCs w:val="24"/>
         </w:rPr>
@@ -1603,11 +1723,12 @@
       <w:pPr>
         <w:keepNext w:val="false"/>
         <w:keepLines/>
-        <w:spacing w:after="160"/>
-      </w:pPr>
-      <w:r>
-        <w:rPr>
-          <w:rFonts w:ascii="Calibri" w:cs="Calibri" w:eastAsia="Calibri" w:hAnsi="Calibri"/>
+        <w:spacing w:after="140"/>
+      </w:pPr>
+      <w:r>
+        <w:rPr>
+          <w:rFonts w:ascii="Calibri" w:cs="Calibri" w:eastAsia="Calibri" w:hAnsi="Calibri"/>
+          <w:color w:val="000000"/>
           <w:sz w:val="24"/>
           <w:szCs w:val="24"/>
         </w:rPr>
@@ -1618,11 +1739,12 @@
       <w:pPr>
         <w:keepNext w:val="false"/>
         <w:keepLines/>
-        <w:spacing w:after="160"/>
-      </w:pPr>
-      <w:r>
-        <w:rPr>
-          <w:rFonts w:ascii="Calibri" w:cs="Calibri" w:eastAsia="Calibri" w:hAnsi="Calibri"/>
+        <w:spacing w:after="140"/>
+      </w:pPr>
+      <w:r>
+        <w:rPr>
+          <w:rFonts w:ascii="Calibri" w:cs="Calibri" w:eastAsia="Calibri" w:hAnsi="Calibri"/>
+          <w:color w:val="000000"/>
           <w:sz w:val="24"/>
           <w:szCs w:val="24"/>
         </w:rPr>
@@ -1633,7 +1755,7 @@
       <w:pPr>
         <w:keepNext/>
         <w:keepLines/>
-        <w:spacing w:after="100" w:before="80"/>
+        <w:spacing w:after="80" w:before="60"/>
       </w:pPr>
       <w:r>
         <w:rPr>
@@ -1651,11 +1773,12 @@
       <w:pPr>
         <w:keepNext/>
         <w:keepLines/>
-        <w:spacing w:after="160"/>
-      </w:pPr>
-      <w:r>
-        <w:rPr>
-          <w:rFonts w:ascii="Calibri" w:cs="Calibri" w:eastAsia="Calibri" w:hAnsi="Calibri"/>
+        <w:spacing w:after="140"/>
+      </w:pPr>
+      <w:r>
+        <w:rPr>
+          <w:rFonts w:ascii="Calibri" w:cs="Calibri" w:eastAsia="Calibri" w:hAnsi="Calibri"/>
+          <w:color w:val="000000"/>
           <w:sz w:val="24"/>
           <w:szCs w:val="24"/>
         </w:rPr>
@@ -1666,11 +1789,12 @@
       <w:pPr>
         <w:keepNext w:val="false"/>
         <w:keepLines/>
-        <w:spacing w:after="160"/>
-      </w:pPr>
-      <w:r>
-        <w:rPr>
-          <w:rFonts w:ascii="Calibri" w:cs="Calibri" w:eastAsia="Calibri" w:hAnsi="Calibri"/>
+        <w:spacing w:after="140"/>
+      </w:pPr>
+      <w:r>
+        <w:rPr>
+          <w:rFonts w:ascii="Calibri" w:cs="Calibri" w:eastAsia="Calibri" w:hAnsi="Calibri"/>
+          <w:color w:val="000000"/>
           <w:sz w:val="24"/>
           <w:szCs w:val="24"/>
         </w:rPr>
@@ -1681,11 +1805,12 @@
       <w:pPr>
         <w:keepNext w:val="false"/>
         <w:keepLines/>
-        <w:spacing w:after="160"/>
-      </w:pPr>
-      <w:r>
-        <w:rPr>
-          <w:rFonts w:ascii="Calibri" w:cs="Calibri" w:eastAsia="Calibri" w:hAnsi="Calibri"/>
+        <w:spacing w:after="140"/>
+      </w:pPr>
+      <w:r>
+        <w:rPr>
+          <w:rFonts w:ascii="Calibri" w:cs="Calibri" w:eastAsia="Calibri" w:hAnsi="Calibri"/>
+          <w:color w:val="000000"/>
           <w:sz w:val="24"/>
           <w:szCs w:val="24"/>
         </w:rPr>
@@ -1696,6 +1821,7 @@
           <w:rFonts w:ascii="Calibri" w:cs="Calibri" w:eastAsia="Calibri" w:hAnsi="Calibri"/>
           <w:b/>
           <w:bCs/>
+          <w:color w:val="000000"/>
           <w:sz w:val="24"/>
           <w:szCs w:val="24"/>
         </w:rPr>
@@ -1704,6 +1830,7 @@
       <w:r>
         <w:rPr>
           <w:rFonts w:ascii="Calibri" w:cs="Calibri" w:eastAsia="Calibri" w:hAnsi="Calibri"/>
+          <w:color w:val="000000"/>
           <w:sz w:val="24"/>
           <w:szCs w:val="24"/>
         </w:rPr>
@@ -1714,6 +1841,7 @@
           <w:rFonts w:ascii="Calibri" w:cs="Calibri" w:eastAsia="Calibri" w:hAnsi="Calibri"/>
           <w:b/>
           <w:bCs/>
+          <w:color w:val="000000"/>
           <w:sz w:val="24"/>
           <w:szCs w:val="24"/>
         </w:rPr>
@@ -1722,6 +1850,7 @@
       <w:r>
         <w:rPr>
           <w:rFonts w:ascii="Calibri" w:cs="Calibri" w:eastAsia="Calibri" w:hAnsi="Calibri"/>
+          <w:color w:val="000000"/>
           <w:sz w:val="24"/>
           <w:szCs w:val="24"/>
         </w:rPr>
@@ -1732,7 +1861,7 @@
       <w:pPr>
         <w:keepNext/>
         <w:keepLines/>
-        <w:spacing w:after="100" w:before="80"/>
+        <w:spacing w:after="80" w:before="60"/>
       </w:pPr>
       <w:r>
         <w:rPr>
@@ -1750,13 +1879,14 @@
       <w:pPr>
         <w:keepNext w:val="false"/>
         <w:keepLines/>
-        <w:spacing w:after="160"/>
-      </w:pPr>
-      <w:r>
-        <w:rPr>
-          <w:rFonts w:ascii="Calibri" w:cs="Calibri" w:eastAsia="Calibri" w:hAnsi="Calibri"/>
-          <w:b/>
-          <w:bCs/>
+        <w:spacing w:after="140"/>
+      </w:pPr>
+      <w:r>
+        <w:rPr>
+          <w:rFonts w:ascii="Calibri" w:cs="Calibri" w:eastAsia="Calibri" w:hAnsi="Calibri"/>
+          <w:b/>
+          <w:bCs/>
+          <w:color w:val="000000"/>
           <w:sz w:val="24"/>
           <w:szCs w:val="24"/>
         </w:rPr>
@@ -1767,7 +1897,7 @@
       <w:pPr>
         <w:keepNext/>
         <w:keepLines/>
-        <w:spacing w:after="100" w:before="80"/>
+        <w:spacing w:after="80" w:before="60"/>
       </w:pPr>
       <w:r>
         <w:rPr>
@@ -1785,11 +1915,12 @@
       <w:pPr>
         <w:keepNext w:val="false"/>
         <w:keepLines/>
-        <w:spacing w:after="160"/>
-      </w:pPr>
-      <w:r>
-        <w:rPr>
-          <w:rFonts w:ascii="Calibri" w:cs="Calibri" w:eastAsia="Calibri" w:hAnsi="Calibri"/>
+        <w:spacing w:after="140"/>
+      </w:pPr>
+      <w:r>
+        <w:rPr>
+          <w:rFonts w:ascii="Calibri" w:cs="Calibri" w:eastAsia="Calibri" w:hAnsi="Calibri"/>
+          <w:color w:val="000000"/>
           <w:sz w:val="24"/>
           <w:szCs w:val="24"/>
         </w:rPr>
@@ -1800,6 +1931,7 @@
           <w:rFonts w:ascii="Calibri" w:cs="Calibri" w:eastAsia="Calibri" w:hAnsi="Calibri"/>
           <w:b/>
           <w:bCs/>
+          <w:color w:val="000000"/>
           <w:sz w:val="24"/>
           <w:szCs w:val="24"/>
         </w:rPr>
@@ -1808,6 +1940,7 @@
       <w:r>
         <w:rPr>
           <w:rFonts w:ascii="Calibri" w:cs="Calibri" w:eastAsia="Calibri" w:hAnsi="Calibri"/>
+          <w:color w:val="000000"/>
           <w:sz w:val="24"/>
           <w:szCs w:val="24"/>
         </w:rPr>
@@ -1818,11 +1951,12 @@
       <w:pPr>
         <w:keepNext w:val="false"/>
         <w:keepLines/>
-        <w:spacing w:after="160"/>
-      </w:pPr>
-      <w:r>
-        <w:rPr>
-          <w:rFonts w:ascii="Calibri" w:cs="Calibri" w:eastAsia="Calibri" w:hAnsi="Calibri"/>
+        <w:spacing w:after="140"/>
+      </w:pPr>
+      <w:r>
+        <w:rPr>
+          <w:rFonts w:ascii="Calibri" w:cs="Calibri" w:eastAsia="Calibri" w:hAnsi="Calibri"/>
+          <w:color w:val="000000"/>
           <w:sz w:val="24"/>
           <w:szCs w:val="24"/>
         </w:rPr>
@@ -1833,7 +1967,7 @@
       <w:pPr>
         <w:keepNext/>
         <w:keepLines/>
-        <w:spacing w:after="100" w:before="80"/>
+        <w:spacing w:after="80" w:before="60"/>
       </w:pPr>
       <w:r>
         <w:rPr>
@@ -1851,11 +1985,12 @@
       <w:pPr>
         <w:keepNext w:val="false"/>
         <w:keepLines/>
-        <w:spacing w:after="160"/>
-      </w:pPr>
-      <w:r>
-        <w:rPr>
-          <w:rFonts w:ascii="Calibri" w:cs="Calibri" w:eastAsia="Calibri" w:hAnsi="Calibri"/>
+        <w:spacing w:after="140"/>
+      </w:pPr>
+      <w:r>
+        <w:rPr>
+          <w:rFonts w:ascii="Calibri" w:cs="Calibri" w:eastAsia="Calibri" w:hAnsi="Calibri"/>
+          <w:color w:val="000000"/>
           <w:sz w:val="24"/>
           <w:szCs w:val="24"/>
         </w:rPr>
@@ -1866,6 +2001,7 @@
           <w:rFonts w:ascii="Calibri" w:cs="Calibri" w:eastAsia="Calibri" w:hAnsi="Calibri"/>
           <w:b/>
           <w:bCs/>
+          <w:color w:val="000000"/>
           <w:sz w:val="24"/>
           <w:szCs w:val="24"/>
         </w:rPr>
@@ -1874,6 +2010,7 @@
       <w:r>
         <w:rPr>
           <w:rFonts w:ascii="Calibri" w:cs="Calibri" w:eastAsia="Calibri" w:hAnsi="Calibri"/>
+          <w:color w:val="000000"/>
           <w:sz w:val="24"/>
           <w:szCs w:val="24"/>
         </w:rPr>
@@ -1884,6 +2021,7 @@
           <w:rFonts w:ascii="Calibri" w:cs="Calibri" w:eastAsia="Calibri" w:hAnsi="Calibri"/>
           <w:b/>
           <w:bCs/>
+          <w:color w:val="000000"/>
           <w:sz w:val="24"/>
           <w:szCs w:val="24"/>
         </w:rPr>
@@ -1892,6 +2030,7 @@
       <w:r>
         <w:rPr>
           <w:rFonts w:ascii="Calibri" w:cs="Calibri" w:eastAsia="Calibri" w:hAnsi="Calibri"/>
+          <w:color w:val="000000"/>
           <w:sz w:val="24"/>
           <w:szCs w:val="24"/>
         </w:rPr>
@@ -1902,6 +2041,7 @@
           <w:rFonts w:ascii="Calibri" w:cs="Calibri" w:eastAsia="Calibri" w:hAnsi="Calibri"/>
           <w:b/>
           <w:bCs/>
+          <w:color w:val="000000"/>
           <w:sz w:val="24"/>
           <w:szCs w:val="24"/>
         </w:rPr>
@@ -1910,6 +2050,7 @@
       <w:r>
         <w:rPr>
           <w:rFonts w:ascii="Calibri" w:cs="Calibri" w:eastAsia="Calibri" w:hAnsi="Calibri"/>
+          <w:color w:val="000000"/>
           <w:sz w:val="24"/>
           <w:szCs w:val="24"/>
         </w:rPr>
@@ -1920,6 +2061,7 @@
           <w:rFonts w:ascii="Calibri" w:cs="Calibri" w:eastAsia="Calibri" w:hAnsi="Calibri"/>
           <w:b/>
           <w:bCs/>
+          <w:color w:val="000000"/>
           <w:sz w:val="24"/>
           <w:szCs w:val="24"/>
         </w:rPr>
@@ -1928,6 +2070,7 @@
       <w:r>
         <w:rPr>
           <w:rFonts w:ascii="Calibri" w:cs="Calibri" w:eastAsia="Calibri" w:hAnsi="Calibri"/>
+          <w:color w:val="000000"/>
           <w:sz w:val="24"/>
           <w:szCs w:val="24"/>
         </w:rPr>
@@ -1938,6 +2081,7 @@
           <w:rFonts w:ascii="Calibri" w:cs="Calibri" w:eastAsia="Calibri" w:hAnsi="Calibri"/>
           <w:b/>
           <w:bCs/>
+          <w:color w:val="000000"/>
           <w:sz w:val="24"/>
           <w:szCs w:val="24"/>
         </w:rPr>
@@ -1946,6 +2090,7 @@
       <w:r>
         <w:rPr>
           <w:rFonts w:ascii="Calibri" w:cs="Calibri" w:eastAsia="Calibri" w:hAnsi="Calibri"/>
+          <w:color w:val="000000"/>
           <w:sz w:val="24"/>
           <w:szCs w:val="24"/>
         </w:rPr>
@@ -1956,11 +2101,12 @@
       <w:pPr>
         <w:keepNext w:val="false"/>
         <w:keepLines/>
-        <w:spacing w:after="160"/>
-      </w:pPr>
-      <w:r>
-        <w:rPr>
-          <w:rFonts w:ascii="Calibri" w:cs="Calibri" w:eastAsia="Calibri" w:hAnsi="Calibri"/>
+        <w:spacing w:after="140"/>
+      </w:pPr>
+      <w:r>
+        <w:rPr>
+          <w:rFonts w:ascii="Calibri" w:cs="Calibri" w:eastAsia="Calibri" w:hAnsi="Calibri"/>
+          <w:color w:val="000000"/>
           <w:sz w:val="24"/>
           <w:szCs w:val="24"/>
         </w:rPr>
@@ -1971,7 +2117,7 @@
       <w:pPr>
         <w:keepNext/>
         <w:keepLines/>
-        <w:spacing w:after="100" w:before="80"/>
+        <w:spacing w:after="80" w:before="60"/>
       </w:pPr>
       <w:r>
         <w:rPr>
@@ -1989,11 +2135,12 @@
       <w:pPr>
         <w:keepNext w:val="false"/>
         <w:keepLines/>
-        <w:spacing w:after="160"/>
-      </w:pPr>
-      <w:r>
-        <w:rPr>
-          <w:rFonts w:ascii="Calibri" w:cs="Calibri" w:eastAsia="Calibri" w:hAnsi="Calibri"/>
+        <w:spacing w:after="140"/>
+      </w:pPr>
+      <w:r>
+        <w:rPr>
+          <w:rFonts w:ascii="Calibri" w:cs="Calibri" w:eastAsia="Calibri" w:hAnsi="Calibri"/>
+          <w:color w:val="000000"/>
           <w:sz w:val="24"/>
           <w:szCs w:val="24"/>
         </w:rPr>
@@ -2004,6 +2151,7 @@
           <w:rFonts w:ascii="Calibri" w:cs="Calibri" w:eastAsia="Calibri" w:hAnsi="Calibri"/>
           <w:b/>
           <w:bCs/>
+          <w:color w:val="000000"/>
           <w:sz w:val="24"/>
           <w:szCs w:val="24"/>
         </w:rPr>
@@ -2012,6 +2160,7 @@
       <w:r>
         <w:rPr>
           <w:rFonts w:ascii="Calibri" w:cs="Calibri" w:eastAsia="Calibri" w:hAnsi="Calibri"/>
+          <w:color w:val="000000"/>
           <w:sz w:val="24"/>
           <w:szCs w:val="24"/>
         </w:rPr>
@@ -2022,6 +2171,7 @@
           <w:rFonts w:ascii="Calibri" w:cs="Calibri" w:eastAsia="Calibri" w:hAnsi="Calibri"/>
           <w:b/>
           <w:bCs/>
+          <w:color w:val="000000"/>
           <w:sz w:val="24"/>
           <w:szCs w:val="24"/>
         </w:rPr>
@@ -2030,6 +2180,7 @@
       <w:r>
         <w:rPr>
           <w:rFonts w:ascii="Calibri" w:cs="Calibri" w:eastAsia="Calibri" w:hAnsi="Calibri"/>
+          <w:color w:val="000000"/>
           <w:sz w:val="24"/>
           <w:szCs w:val="24"/>
         </w:rPr>
@@ -2040,11 +2191,12 @@
       <w:pPr>
         <w:keepNext w:val="false"/>
         <w:keepLines/>
-        <w:spacing w:after="160"/>
-      </w:pPr>
-      <w:r>
-        <w:rPr>
-          <w:rFonts w:ascii="Calibri" w:cs="Calibri" w:eastAsia="Calibri" w:hAnsi="Calibri"/>
+        <w:spacing w:after="140"/>
+      </w:pPr>
+      <w:r>
+        <w:rPr>
+          <w:rFonts w:ascii="Calibri" w:cs="Calibri" w:eastAsia="Calibri" w:hAnsi="Calibri"/>
+          <w:color w:val="000000"/>
           <w:sz w:val="24"/>
           <w:szCs w:val="24"/>
         </w:rPr>
@@ -2055,7 +2207,7 @@
       <w:pPr>
         <w:keepNext/>
         <w:keepLines/>
-        <w:spacing w:after="100" w:before="80"/>
+        <w:spacing w:after="80" w:before="60"/>
       </w:pPr>
       <w:r>
         <w:rPr>
@@ -2073,11 +2225,12 @@
       <w:pPr>
         <w:keepNext/>
         <w:keepLines/>
-        <w:spacing w:after="160"/>
-      </w:pPr>
-      <w:r>
-        <w:rPr>
-          <w:rFonts w:ascii="Calibri" w:cs="Calibri" w:eastAsia="Calibri" w:hAnsi="Calibri"/>
+        <w:spacing w:after="140"/>
+      </w:pPr>
+      <w:r>
+        <w:rPr>
+          <w:rFonts w:ascii="Calibri" w:cs="Calibri" w:eastAsia="Calibri" w:hAnsi="Calibri"/>
+          <w:color w:val="000000"/>
           <w:sz w:val="24"/>
           <w:szCs w:val="24"/>
         </w:rPr>
@@ -2088,11 +2241,12 @@
       <w:pPr>
         <w:keepNext w:val="false"/>
         <w:keepLines/>
-        <w:spacing w:after="160"/>
-      </w:pPr>
-      <w:r>
-        <w:rPr>
-          <w:rFonts w:ascii="Calibri" w:cs="Calibri" w:eastAsia="Calibri" w:hAnsi="Calibri"/>
+        <w:spacing w:after="140"/>
+      </w:pPr>
+      <w:r>
+        <w:rPr>
+          <w:rFonts w:ascii="Calibri" w:cs="Calibri" w:eastAsia="Calibri" w:hAnsi="Calibri"/>
+          <w:color w:val="000000"/>
           <w:sz w:val="24"/>
           <w:szCs w:val="24"/>
         </w:rPr>
@@ -2103,11 +2257,12 @@
       <w:pPr>
         <w:keepNext w:val="false"/>
         <w:keepLines/>
-        <w:spacing w:after="160"/>
-      </w:pPr>
-      <w:r>
-        <w:rPr>
-          <w:rFonts w:ascii="Calibri" w:cs="Calibri" w:eastAsia="Calibri" w:hAnsi="Calibri"/>
+        <w:spacing w:after="140"/>
+      </w:pPr>
+      <w:r>
+        <w:rPr>
+          <w:rFonts w:ascii="Calibri" w:cs="Calibri" w:eastAsia="Calibri" w:hAnsi="Calibri"/>
+          <w:color w:val="000000"/>
           <w:sz w:val="24"/>
           <w:szCs w:val="24"/>
         </w:rPr>
@@ -2118,11 +2273,12 @@
       <w:pPr>
         <w:keepNext w:val="false"/>
         <w:keepLines/>
-        <w:spacing w:after="160"/>
-      </w:pPr>
-      <w:r>
-        <w:rPr>
-          <w:rFonts w:ascii="Calibri" w:cs="Calibri" w:eastAsia="Calibri" w:hAnsi="Calibri"/>
+        <w:spacing w:after="140"/>
+      </w:pPr>
+      <w:r>
+        <w:rPr>
+          <w:rFonts w:ascii="Calibri" w:cs="Calibri" w:eastAsia="Calibri" w:hAnsi="Calibri"/>
+          <w:color w:val="000000"/>
           <w:sz w:val="24"/>
           <w:szCs w:val="24"/>
         </w:rPr>
@@ -2133,7 +2289,7 @@
       <w:pPr>
         <w:keepNext/>
         <w:keepLines/>
-        <w:spacing w:after="100" w:before="80"/>
+        <w:spacing w:after="80" w:before="60"/>
       </w:pPr>
       <w:r>
         <w:rPr>
@@ -2151,11 +2307,12 @@
       <w:pPr>
         <w:keepNext w:val="false"/>
         <w:keepLines/>
-        <w:spacing w:after="160"/>
-      </w:pPr>
-      <w:r>
-        <w:rPr>
-          <w:rFonts w:ascii="Calibri" w:cs="Calibri" w:eastAsia="Calibri" w:hAnsi="Calibri"/>
+        <w:spacing w:after="140"/>
+      </w:pPr>
+      <w:r>
+        <w:rPr>
+          <w:rFonts w:ascii="Calibri" w:cs="Calibri" w:eastAsia="Calibri" w:hAnsi="Calibri"/>
+          <w:color w:val="000000"/>
           <w:sz w:val="24"/>
           <w:szCs w:val="24"/>
         </w:rPr>
@@ -2166,6 +2323,7 @@
           <w:rFonts w:ascii="Calibri" w:cs="Calibri" w:eastAsia="Calibri" w:hAnsi="Calibri"/>
           <w:b/>
           <w:bCs/>
+          <w:color w:val="000000"/>
           <w:sz w:val="24"/>
           <w:szCs w:val="24"/>
         </w:rPr>
@@ -2174,6 +2332,7 @@
       <w:r>
         <w:rPr>
           <w:rFonts w:ascii="Calibri" w:cs="Calibri" w:eastAsia="Calibri" w:hAnsi="Calibri"/>
+          <w:color w:val="000000"/>
           <w:sz w:val="24"/>
           <w:szCs w:val="24"/>
         </w:rPr>
@@ -2184,7 +2343,7 @@
       <w:pPr>
         <w:keepNext/>
         <w:keepLines/>
-        <w:spacing w:after="100" w:before="80"/>
+        <w:spacing w:after="80" w:before="60"/>
       </w:pPr>
       <w:r>
         <w:rPr>
@@ -2202,11 +2361,12 @@
       <w:pPr>
         <w:keepNext/>
         <w:keepLines/>
-        <w:spacing w:after="160"/>
-      </w:pPr>
-      <w:r>
-        <w:rPr>
-          <w:rFonts w:ascii="Calibri" w:cs="Calibri" w:eastAsia="Calibri" w:hAnsi="Calibri"/>
+        <w:spacing w:after="140"/>
+      </w:pPr>
+      <w:r>
+        <w:rPr>
+          <w:rFonts w:ascii="Calibri" w:cs="Calibri" w:eastAsia="Calibri" w:hAnsi="Calibri"/>
+          <w:color w:val="000000"/>
           <w:sz w:val="24"/>
           <w:szCs w:val="24"/>
         </w:rPr>
@@ -2217,11 +2377,12 @@
       <w:pPr>
         <w:keepNext w:val="false"/>
         <w:keepLines/>
-        <w:spacing w:after="160"/>
-      </w:pPr>
-      <w:r>
-        <w:rPr>
-          <w:rFonts w:ascii="Calibri" w:cs="Calibri" w:eastAsia="Calibri" w:hAnsi="Calibri"/>
+        <w:spacing w:after="140"/>
+      </w:pPr>
+      <w:r>
+        <w:rPr>
+          <w:rFonts w:ascii="Calibri" w:cs="Calibri" w:eastAsia="Calibri" w:hAnsi="Calibri"/>
+          <w:color w:val="000000"/>
           <w:sz w:val="24"/>
           <w:szCs w:val="24"/>
         </w:rPr>
@@ -2232,6 +2393,7 @@
           <w:rFonts w:ascii="Calibri" w:cs="Calibri" w:eastAsia="Calibri" w:hAnsi="Calibri"/>
           <w:b/>
           <w:bCs/>
+          <w:color w:val="000000"/>
           <w:sz w:val="24"/>
           <w:szCs w:val="24"/>
         </w:rPr>
@@ -2240,6 +2402,7 @@
       <w:r>
         <w:rPr>
           <w:rFonts w:ascii="Calibri" w:cs="Calibri" w:eastAsia="Calibri" w:hAnsi="Calibri"/>
+          <w:color w:val="000000"/>
           <w:sz w:val="24"/>
           <w:szCs w:val="24"/>
         </w:rPr>
@@ -2250,7 +2413,7 @@
       <w:pPr>
         <w:keepNext/>
         <w:keepLines/>
-        <w:spacing w:after="100" w:before="80"/>
+        <w:spacing w:after="80" w:before="60"/>
       </w:pPr>
       <w:r>
         <w:rPr>
@@ -2268,11 +2431,12 @@
       <w:pPr>
         <w:keepNext w:val="false"/>
         <w:keepLines/>
-        <w:spacing w:after="160"/>
-      </w:pPr>
-      <w:r>
-        <w:rPr>
-          <w:rFonts w:ascii="Calibri" w:cs="Calibri" w:eastAsia="Calibri" w:hAnsi="Calibri"/>
+        <w:spacing w:after="140"/>
+      </w:pPr>
+      <w:r>
+        <w:rPr>
+          <w:rFonts w:ascii="Calibri" w:cs="Calibri" w:eastAsia="Calibri" w:hAnsi="Calibri"/>
+          <w:color w:val="000000"/>
           <w:sz w:val="24"/>
           <w:szCs w:val="24"/>
         </w:rPr>
@@ -2283,6 +2447,7 @@
           <w:rFonts w:ascii="Calibri" w:cs="Calibri" w:eastAsia="Calibri" w:hAnsi="Calibri"/>
           <w:b/>
           <w:bCs/>
+          <w:color w:val="000000"/>
           <w:sz w:val="24"/>
           <w:szCs w:val="24"/>
         </w:rPr>
@@ -2291,6 +2456,7 @@
       <w:r>
         <w:rPr>
           <w:rFonts w:ascii="Calibri" w:cs="Calibri" w:eastAsia="Calibri" w:hAnsi="Calibri"/>
+          <w:color w:val="000000"/>
           <w:sz w:val="24"/>
           <w:szCs w:val="24"/>
         </w:rPr>
@@ -2301,11 +2467,12 @@
       <w:pPr>
         <w:keepNext/>
         <w:keepLines/>
-        <w:spacing w:after="160"/>
-      </w:pPr>
-      <w:r>
-        <w:rPr>
-          <w:rFonts w:ascii="Calibri" w:cs="Calibri" w:eastAsia="Calibri" w:hAnsi="Calibri"/>
+        <w:spacing w:after="140"/>
+      </w:pPr>
+      <w:r>
+        <w:rPr>
+          <w:rFonts w:ascii="Calibri" w:cs="Calibri" w:eastAsia="Calibri" w:hAnsi="Calibri"/>
+          <w:color w:val="000000"/>
           <w:sz w:val="24"/>
           <w:szCs w:val="24"/>
         </w:rPr>
@@ -2316,7 +2483,7 @@
       <w:pPr>
         <w:keepNext/>
         <w:keepLines/>
-        <w:spacing w:after="100" w:before="80"/>
+        <w:spacing w:after="80" w:before="60"/>
       </w:pPr>
       <w:r>
         <w:rPr>
@@ -2334,11 +2501,12 @@
       <w:pPr>
         <w:keepNext w:val="false"/>
         <w:keepLines/>
-        <w:spacing w:after="160"/>
-      </w:pPr>
-      <w:r>
-        <w:rPr>
-          <w:rFonts w:ascii="Calibri" w:cs="Calibri" w:eastAsia="Calibri" w:hAnsi="Calibri"/>
+        <w:spacing w:after="140"/>
+      </w:pPr>
+      <w:r>
+        <w:rPr>
+          <w:rFonts w:ascii="Calibri" w:cs="Calibri" w:eastAsia="Calibri" w:hAnsi="Calibri"/>
+          <w:color w:val="000000"/>
           <w:sz w:val="24"/>
           <w:szCs w:val="24"/>
         </w:rPr>
@@ -2349,11 +2517,12 @@
       <w:pPr>
         <w:keepNext w:val="false"/>
         <w:keepLines/>
-        <w:spacing w:after="160"/>
-      </w:pPr>
-      <w:r>
-        <w:rPr>
-          <w:rFonts w:ascii="Calibri" w:cs="Calibri" w:eastAsia="Calibri" w:hAnsi="Calibri"/>
+        <w:spacing w:after="140"/>
+      </w:pPr>
+      <w:r>
+        <w:rPr>
+          <w:rFonts w:ascii="Calibri" w:cs="Calibri" w:eastAsia="Calibri" w:hAnsi="Calibri"/>
+          <w:color w:val="000000"/>
           <w:sz w:val="24"/>
           <w:szCs w:val="24"/>
         </w:rPr>
@@ -2364,11 +2533,12 @@
       <w:pPr>
         <w:keepNext w:val="false"/>
         <w:keepLines/>
-        <w:spacing w:after="160"/>
-      </w:pPr>
-      <w:r>
-        <w:rPr>
-          <w:rFonts w:ascii="Calibri" w:cs="Calibri" w:eastAsia="Calibri" w:hAnsi="Calibri"/>
+        <w:spacing w:after="140"/>
+      </w:pPr>
+      <w:r>
+        <w:rPr>
+          <w:rFonts w:ascii="Calibri" w:cs="Calibri" w:eastAsia="Calibri" w:hAnsi="Calibri"/>
+          <w:color w:val="000000"/>
           <w:sz w:val="24"/>
           <w:szCs w:val="24"/>
         </w:rPr>
@@ -2379,7 +2549,7 @@
       <w:pPr>
         <w:keepNext/>
         <w:keepLines/>
-        <w:spacing w:after="100" w:before="80"/>
+        <w:spacing w:after="80" w:before="60"/>
       </w:pPr>
       <w:r>
         <w:rPr>
@@ -2397,11 +2567,12 @@
       <w:pPr>
         <w:keepNext w:val="false"/>
         <w:keepLines/>
-        <w:spacing w:after="160"/>
-      </w:pPr>
-      <w:r>
-        <w:rPr>
-          <w:rFonts w:ascii="Calibri" w:cs="Calibri" w:eastAsia="Calibri" w:hAnsi="Calibri"/>
+        <w:spacing w:after="140"/>
+      </w:pPr>
+      <w:r>
+        <w:rPr>
+          <w:rFonts w:ascii="Calibri" w:cs="Calibri" w:eastAsia="Calibri" w:hAnsi="Calibri"/>
+          <w:color w:val="000000"/>
           <w:sz w:val="24"/>
           <w:szCs w:val="24"/>
         </w:rPr>
@@ -2412,6 +2583,7 @@
           <w:rFonts w:ascii="Calibri" w:cs="Calibri" w:eastAsia="Calibri" w:hAnsi="Calibri"/>
           <w:b/>
           <w:bCs/>
+          <w:color w:val="000000"/>
           <w:sz w:val="24"/>
           <w:szCs w:val="24"/>
         </w:rPr>
@@ -2420,6 +2592,7 @@
       <w:r>
         <w:rPr>
           <w:rFonts w:ascii="Calibri" w:cs="Calibri" w:eastAsia="Calibri" w:hAnsi="Calibri"/>
+          <w:color w:val="000000"/>
           <w:sz w:val="24"/>
           <w:szCs w:val="24"/>
         </w:rPr>
@@ -2430,11 +2603,12 @@
       <w:pPr>
         <w:keepNext w:val="false"/>
         <w:keepLines/>
-        <w:spacing w:after="160"/>
-      </w:pPr>
-      <w:r>
-        <w:rPr>
-          <w:rFonts w:ascii="Calibri" w:cs="Calibri" w:eastAsia="Calibri" w:hAnsi="Calibri"/>
+        <w:spacing w:after="140"/>
+      </w:pPr>
+      <w:r>
+        <w:rPr>
+          <w:rFonts w:ascii="Calibri" w:cs="Calibri" w:eastAsia="Calibri" w:hAnsi="Calibri"/>
+          <w:color w:val="000000"/>
           <w:sz w:val="24"/>
           <w:szCs w:val="24"/>
         </w:rPr>
@@ -2445,6 +2619,7 @@
           <w:rFonts w:ascii="Calibri" w:cs="Calibri" w:eastAsia="Calibri" w:hAnsi="Calibri"/>
           <w:b/>
           <w:bCs/>
+          <w:color w:val="000000"/>
           <w:sz w:val="24"/>
           <w:szCs w:val="24"/>
         </w:rPr>
@@ -2453,6 +2628,7 @@
       <w:r>
         <w:rPr>
           <w:rFonts w:ascii="Calibri" w:cs="Calibri" w:eastAsia="Calibri" w:hAnsi="Calibri"/>
+          <w:color w:val="000000"/>
           <w:sz w:val="24"/>
           <w:szCs w:val="24"/>
         </w:rPr>
@@ -2463,6 +2639,7 @@
           <w:rFonts w:ascii="Calibri" w:cs="Calibri" w:eastAsia="Calibri" w:hAnsi="Calibri"/>
           <w:b/>
           <w:bCs/>
+          <w:color w:val="000000"/>
           <w:sz w:val="24"/>
           <w:szCs w:val="24"/>
         </w:rPr>
@@ -2471,6 +2648,7 @@
       <w:r>
         <w:rPr>
           <w:rFonts w:ascii="Calibri" w:cs="Calibri" w:eastAsia="Calibri" w:hAnsi="Calibri"/>
+          <w:color w:val="000000"/>
           <w:sz w:val="24"/>
           <w:szCs w:val="24"/>
         </w:rPr>
@@ -2481,6 +2659,7 @@
           <w:rFonts w:ascii="Calibri" w:cs="Calibri" w:eastAsia="Calibri" w:hAnsi="Calibri"/>
           <w:b/>
           <w:bCs/>
+          <w:color w:val="000000"/>
           <w:sz w:val="24"/>
           <w:szCs w:val="24"/>
         </w:rPr>
@@ -2489,6 +2668,7 @@
       <w:r>
         <w:rPr>
           <w:rFonts w:ascii="Calibri" w:cs="Calibri" w:eastAsia="Calibri" w:hAnsi="Calibri"/>
+          <w:color w:val="000000"/>
           <w:sz w:val="24"/>
           <w:szCs w:val="24"/>
         </w:rPr>
@@ -2499,7 +2679,7 @@
       <w:pPr>
         <w:keepNext/>
         <w:keepLines/>
-        <w:spacing w:after="100" w:before="80"/>
+        <w:spacing w:after="80" w:before="60"/>
       </w:pPr>
       <w:r>
         <w:rPr>
@@ -2517,11 +2697,12 @@
       <w:pPr>
         <w:keepNext w:val="false"/>
         <w:keepLines/>
-        <w:spacing w:after="160"/>
-      </w:pPr>
-      <w:r>
-        <w:rPr>
-          <w:rFonts w:ascii="Calibri" w:cs="Calibri" w:eastAsia="Calibri" w:hAnsi="Calibri"/>
+        <w:spacing w:after="140"/>
+      </w:pPr>
+      <w:r>
+        <w:rPr>
+          <w:rFonts w:ascii="Calibri" w:cs="Calibri" w:eastAsia="Calibri" w:hAnsi="Calibri"/>
+          <w:color w:val="000000"/>
           <w:sz w:val="24"/>
           <w:szCs w:val="24"/>
         </w:rPr>
@@ -2532,6 +2713,7 @@
           <w:rFonts w:ascii="Calibri" w:cs="Calibri" w:eastAsia="Calibri" w:hAnsi="Calibri"/>
           <w:b/>
           <w:bCs/>
+          <w:color w:val="000000"/>
           <w:sz w:val="24"/>
           <w:szCs w:val="24"/>
         </w:rPr>
@@ -2540,6 +2722,7 @@
       <w:r>
         <w:rPr>
           <w:rFonts w:ascii="Calibri" w:cs="Calibri" w:eastAsia="Calibri" w:hAnsi="Calibri"/>
+          <w:color w:val="000000"/>
           <w:sz w:val="24"/>
           <w:szCs w:val="24"/>
         </w:rPr>
@@ -2550,11 +2733,12 @@
       <w:pPr>
         <w:keepNext w:val="false"/>
         <w:keepLines/>
-        <w:spacing w:after="160"/>
-      </w:pPr>
-      <w:r>
-        <w:rPr>
-          <w:rFonts w:ascii="Calibri" w:cs="Calibri" w:eastAsia="Calibri" w:hAnsi="Calibri"/>
+        <w:spacing w:after="140"/>
+      </w:pPr>
+      <w:r>
+        <w:rPr>
+          <w:rFonts w:ascii="Calibri" w:cs="Calibri" w:eastAsia="Calibri" w:hAnsi="Calibri"/>
+          <w:color w:val="000000"/>
           <w:sz w:val="24"/>
           <w:szCs w:val="24"/>
         </w:rPr>
@@ -2565,11 +2749,12 @@
       <w:pPr>
         <w:keepNext/>
         <w:keepLines/>
-        <w:spacing w:after="160"/>
-      </w:pPr>
-      <w:r>
-        <w:rPr>
-          <w:rFonts w:ascii="Calibri" w:cs="Calibri" w:eastAsia="Calibri" w:hAnsi="Calibri"/>
+        <w:spacing w:after="140"/>
+      </w:pPr>
+      <w:r>
+        <w:rPr>
+          <w:rFonts w:ascii="Calibri" w:cs="Calibri" w:eastAsia="Calibri" w:hAnsi="Calibri"/>
+          <w:color w:val="000000"/>
           <w:sz w:val="24"/>
           <w:szCs w:val="24"/>
         </w:rPr>
@@ -2580,7 +2765,7 @@
       <w:pPr>
         <w:keepNext/>
         <w:keepLines/>
-        <w:spacing w:after="100" w:before="80"/>
+        <w:spacing w:after="80" w:before="60"/>
       </w:pPr>
       <w:r>
         <w:rPr>
@@ -2598,11 +2783,12 @@
       <w:pPr>
         <w:keepNext w:val="false"/>
         <w:keepLines/>
-        <w:spacing w:after="160"/>
-      </w:pPr>
-      <w:r>
-        <w:rPr>
-          <w:rFonts w:ascii="Calibri" w:cs="Calibri" w:eastAsia="Calibri" w:hAnsi="Calibri"/>
+        <w:spacing w:after="140"/>
+      </w:pPr>
+      <w:r>
+        <w:rPr>
+          <w:rFonts w:ascii="Calibri" w:cs="Calibri" w:eastAsia="Calibri" w:hAnsi="Calibri"/>
+          <w:color w:val="000000"/>
           <w:sz w:val="24"/>
           <w:szCs w:val="24"/>
         </w:rPr>
@@ -2613,11 +2799,12 @@
       <w:pPr>
         <w:keepNext w:val="false"/>
         <w:keepLines/>
-        <w:spacing w:after="160"/>
-      </w:pPr>
-      <w:r>
-        <w:rPr>
-          <w:rFonts w:ascii="Calibri" w:cs="Calibri" w:eastAsia="Calibri" w:hAnsi="Calibri"/>
+        <w:spacing w:after="140"/>
+      </w:pPr>
+      <w:r>
+        <w:rPr>
+          <w:rFonts w:ascii="Calibri" w:cs="Calibri" w:eastAsia="Calibri" w:hAnsi="Calibri"/>
+          <w:color w:val="000000"/>
           <w:sz w:val="24"/>
           <w:szCs w:val="24"/>
         </w:rPr>
@@ -2628,6 +2815,7 @@
           <w:rFonts w:ascii="Calibri" w:cs="Calibri" w:eastAsia="Calibri" w:hAnsi="Calibri"/>
           <w:b/>
           <w:bCs/>
+          <w:color w:val="000000"/>
           <w:sz w:val="24"/>
           <w:szCs w:val="24"/>
         </w:rPr>
@@ -2636,6 +2824,7 @@
       <w:r>
         <w:rPr>
           <w:rFonts w:ascii="Calibri" w:cs="Calibri" w:eastAsia="Calibri" w:hAnsi="Calibri"/>
+          <w:color w:val="000000"/>
           <w:sz w:val="24"/>
           <w:szCs w:val="24"/>
         </w:rPr>
@@ -2646,11 +2835,12 @@
       <w:pPr>
         <w:keepNext w:val="false"/>
         <w:keepLines/>
-        <w:spacing w:after="160"/>
-      </w:pPr>
-      <w:r>
-        <w:rPr>
-          <w:rFonts w:ascii="Calibri" w:cs="Calibri" w:eastAsia="Calibri" w:hAnsi="Calibri"/>
+        <w:spacing w:after="140"/>
+      </w:pPr>
+      <w:r>
+        <w:rPr>
+          <w:rFonts w:ascii="Calibri" w:cs="Calibri" w:eastAsia="Calibri" w:hAnsi="Calibri"/>
+          <w:color w:val="000000"/>
           <w:sz w:val="24"/>
           <w:szCs w:val="24"/>
         </w:rPr>
@@ -2661,6 +2851,7 @@
           <w:rFonts w:ascii="Calibri" w:cs="Calibri" w:eastAsia="Calibri" w:hAnsi="Calibri"/>
           <w:b/>
           <w:bCs/>
+          <w:color w:val="000000"/>
           <w:sz w:val="24"/>
           <w:szCs w:val="24"/>
         </w:rPr>
@@ -2669,6 +2860,7 @@
       <w:r>
         <w:rPr>
           <w:rFonts w:ascii="Calibri" w:cs="Calibri" w:eastAsia="Calibri" w:hAnsi="Calibri"/>
+          <w:color w:val="000000"/>
           <w:sz w:val="24"/>
           <w:szCs w:val="24"/>
         </w:rPr>
@@ -2679,11 +2871,12 @@
       <w:pPr>
         <w:keepNext w:val="false"/>
         <w:keepLines/>
-        <w:spacing w:after="160"/>
-      </w:pPr>
-      <w:r>
-        <w:rPr>
-          <w:rFonts w:ascii="Calibri" w:cs="Calibri" w:eastAsia="Calibri" w:hAnsi="Calibri"/>
+        <w:spacing w:after="140"/>
+      </w:pPr>
+      <w:r>
+        <w:rPr>
+          <w:rFonts w:ascii="Calibri" w:cs="Calibri" w:eastAsia="Calibri" w:hAnsi="Calibri"/>
+          <w:color w:val="000000"/>
           <w:sz w:val="24"/>
           <w:szCs w:val="24"/>
         </w:rPr>
@@ -2694,6 +2887,7 @@
           <w:rFonts w:ascii="Calibri" w:cs="Calibri" w:eastAsia="Calibri" w:hAnsi="Calibri"/>
           <w:b/>
           <w:bCs/>
+          <w:color w:val="000000"/>
           <w:sz w:val="24"/>
           <w:szCs w:val="24"/>
         </w:rPr>
@@ -2702,6 +2896,7 @@
       <w:r>
         <w:rPr>
           <w:rFonts w:ascii="Calibri" w:cs="Calibri" w:eastAsia="Calibri" w:hAnsi="Calibri"/>
+          <w:color w:val="000000"/>
           <w:sz w:val="24"/>
           <w:szCs w:val="24"/>
         </w:rPr>
@@ -2712,11 +2907,12 @@
       <w:pPr>
         <w:keepNext w:val="false"/>
         <w:keepLines/>
-        <w:spacing w:after="160"/>
-      </w:pPr>
-      <w:r>
-        <w:rPr>
-          <w:rFonts w:ascii="Calibri" w:cs="Calibri" w:eastAsia="Calibri" w:hAnsi="Calibri"/>
+        <w:spacing w:after="140"/>
+      </w:pPr>
+      <w:r>
+        <w:rPr>
+          <w:rFonts w:ascii="Calibri" w:cs="Calibri" w:eastAsia="Calibri" w:hAnsi="Calibri"/>
+          <w:color w:val="000000"/>
           <w:sz w:val="24"/>
           <w:szCs w:val="24"/>
         </w:rPr>
@@ -2727,11 +2923,12 @@
       <w:pPr>
         <w:keepNext w:val="false"/>
         <w:keepLines/>
-        <w:spacing w:after="160"/>
-      </w:pPr>
-      <w:r>
-        <w:rPr>
-          <w:rFonts w:ascii="Calibri" w:cs="Calibri" w:eastAsia="Calibri" w:hAnsi="Calibri"/>
+        <w:spacing w:after="140"/>
+      </w:pPr>
+      <w:r>
+        <w:rPr>
+          <w:rFonts w:ascii="Calibri" w:cs="Calibri" w:eastAsia="Calibri" w:hAnsi="Calibri"/>
+          <w:color w:val="000000"/>
           <w:sz w:val="24"/>
           <w:szCs w:val="24"/>
         </w:rPr>
@@ -2742,6 +2939,7 @@
           <w:rFonts w:ascii="Calibri" w:cs="Calibri" w:eastAsia="Calibri" w:hAnsi="Calibri"/>
           <w:b/>
           <w:bCs/>
+          <w:color w:val="000000"/>
           <w:sz w:val="24"/>
           <w:szCs w:val="24"/>
         </w:rPr>
@@ -2750,6 +2948,7 @@
       <w:r>
         <w:rPr>
           <w:rFonts w:ascii="Calibri" w:cs="Calibri" w:eastAsia="Calibri" w:hAnsi="Calibri"/>
+          <w:color w:val="000000"/>
           <w:sz w:val="24"/>
           <w:szCs w:val="24"/>
         </w:rPr>
@@ -2760,6 +2959,7 @@
           <w:rFonts w:ascii="Calibri" w:cs="Calibri" w:eastAsia="Calibri" w:hAnsi="Calibri"/>
           <w:b/>
           <w:bCs/>
+          <w:color w:val="000000"/>
           <w:sz w:val="24"/>
           <w:szCs w:val="24"/>
         </w:rPr>
@@ -2768,6 +2968,7 @@
       <w:r>
         <w:rPr>
           <w:rFonts w:ascii="Calibri" w:cs="Calibri" w:eastAsia="Calibri" w:hAnsi="Calibri"/>
+          <w:color w:val="000000"/>
           <w:sz w:val="24"/>
           <w:szCs w:val="24"/>
         </w:rPr>
@@ -2778,7 +2979,7 @@
       <w:pPr>
         <w:keepNext/>
         <w:keepLines/>
-        <w:spacing w:after="100" w:before="80"/>
+        <w:spacing w:after="80" w:before="60"/>
       </w:pPr>
       <w:r>
         <w:rPr>
@@ -2796,11 +2997,12 @@
       <w:pPr>
         <w:keepNext/>
         <w:keepLines/>
-        <w:spacing w:after="160"/>
-      </w:pPr>
-      <w:r>
-        <w:rPr>
-          <w:rFonts w:ascii="Calibri" w:cs="Calibri" w:eastAsia="Calibri" w:hAnsi="Calibri"/>
+        <w:spacing w:after="140"/>
+      </w:pPr>
+      <w:r>
+        <w:rPr>
+          <w:rFonts w:ascii="Calibri" w:cs="Calibri" w:eastAsia="Calibri" w:hAnsi="Calibri"/>
+          <w:color w:val="000000"/>
           <w:sz w:val="24"/>
           <w:szCs w:val="24"/>
         </w:rPr>
@@ -2811,7 +3013,7 @@
       <w:pPr>
         <w:keepNext/>
         <w:keepLines/>
-        <w:spacing w:after="100" w:before="80"/>
+        <w:spacing w:after="80" w:before="60"/>
       </w:pPr>
       <w:r>
         <w:rPr>
@@ -2829,11 +3031,12 @@
       <w:pPr>
         <w:keepNext w:val="false"/>
         <w:keepLines/>
-        <w:spacing w:after="160"/>
-      </w:pPr>
-      <w:r>
-        <w:rPr>
-          <w:rFonts w:ascii="Calibri" w:cs="Calibri" w:eastAsia="Calibri" w:hAnsi="Calibri"/>
+        <w:spacing w:after="140"/>
+      </w:pPr>
+      <w:r>
+        <w:rPr>
+          <w:rFonts w:ascii="Calibri" w:cs="Calibri" w:eastAsia="Calibri" w:hAnsi="Calibri"/>
+          <w:color w:val="000000"/>
           <w:sz w:val="24"/>
           <w:szCs w:val="24"/>
         </w:rPr>
@@ -2844,6 +3047,7 @@
           <w:rFonts w:ascii="Calibri" w:cs="Calibri" w:eastAsia="Calibri" w:hAnsi="Calibri"/>
           <w:b/>
           <w:bCs/>
+          <w:color w:val="000000"/>
           <w:sz w:val="24"/>
           <w:szCs w:val="24"/>
         </w:rPr>
@@ -2852,6 +3056,7 @@
       <w:r>
         <w:rPr>
           <w:rFonts w:ascii="Calibri" w:cs="Calibri" w:eastAsia="Calibri" w:hAnsi="Calibri"/>
+          <w:color w:val="000000"/>
           <w:sz w:val="24"/>
           <w:szCs w:val="24"/>
         </w:rPr>
